--- a/components/templates/bienbanhoicung.docx
+++ b/components/templates/bienbanhoicung.docx
@@ -379,61 +379,6 @@
         </w:rPr>
         <w:t xml:space="preserve"> tại </w:t>
       </w:r>
-      <w:r>
-        <w:rPr>
-          <w:rFonts w:eastAsia="Times New Roman"/>
-          <w:sz w:val="16"/>
-          <w:szCs w:val="16"/>
-        </w:rPr>
-        <w:tab/>
-      </w:r>
-      <w:r>
-        <w:rPr>
-          <w:rFonts w:eastAsia="Times New Roman"/>
-          <w:sz w:val="16"/>
-          <w:szCs w:val="16"/>
-        </w:rPr>
-        <w:tab/>
-      </w:r>
-      <w:r>
-        <w:rPr>
-          <w:rFonts w:eastAsia="Times New Roman"/>
-          <w:sz w:val="26"/>
-          <w:szCs w:val="20"/>
-        </w:rPr>
-        <w:tab/>
-      </w:r>
-      <w:r>
-        <w:rPr>
-          <w:rFonts w:eastAsia="Times New Roman"/>
-          <w:sz w:val="26"/>
-          <w:szCs w:val="20"/>
-        </w:rPr>
-        <w:tab/>
-      </w:r>
-    </w:p>
-    <w:p>
-      <w:pPr>
-        <w:tabs>
-          <w:tab w:val="right" w:pos="0"/>
-          <w:tab w:val="left" w:leader="dot" w:pos="9356"/>
-        </w:tabs>
-        <w:spacing w:after="0" w:line="400" w:lineRule="exact"/>
-        <w:jc w:val="both"/>
-        <w:rPr>
-          <w:rFonts w:eastAsia="Times New Roman"/>
-          <w:sz w:val="16"/>
-          <w:szCs w:val="20"/>
-        </w:rPr>
-      </w:pPr>
-      <w:r>
-        <w:rPr>
-          <w:rFonts w:eastAsia="Times New Roman"/>
-          <w:sz w:val="16"/>
-          <w:szCs w:val="20"/>
-        </w:rPr>
-        <w:tab/>
-      </w:r>
     </w:p>
     <w:p>
       <w:pPr>
@@ -511,7 +456,7 @@
           <w:sz w:val="16"/>
           <w:szCs w:val="20"/>
         </w:rPr>
-        <w:tab/>
+        <w:t xml:space="preserve"> </w:t>
       </w:r>
     </w:p>
     <w:p>
@@ -552,14 +497,6 @@
         </w:rPr>
         <w:t>:</w:t>
       </w:r>
-      <w:r>
-        <w:rPr>
-          <w:rFonts w:eastAsia="Times New Roman"/>
-          <w:sz w:val="16"/>
-          <w:szCs w:val="20"/>
-        </w:rPr>
-        <w:tab/>
-      </w:r>
     </w:p>
     <w:p>
       <w:pPr>
@@ -575,14 +512,6 @@
           <w:szCs w:val="20"/>
         </w:rPr>
       </w:pPr>
-      <w:r>
-        <w:rPr>
-          <w:rFonts w:eastAsia="Times New Roman"/>
-          <w:sz w:val="16"/>
-          <w:szCs w:val="20"/>
-        </w:rPr>
-        <w:tab/>
-      </w:r>
     </w:p>
     <w:p>
       <w:pPr>
@@ -606,19 +535,157 @@
         </w:rPr>
         <w:t>có sự tham gia của ông/bà:</w:t>
       </w:r>
-      <w:r>
-        <w:rPr>
-          <w:rFonts w:eastAsia="Times New Roman"/>
+    </w:p>
+    <w:p>
+      <w:pPr>
+        <w:tabs>
+          <w:tab w:val="right" w:leader="dot" w:pos="2835"/>
+        </w:tabs>
+        <w:spacing w:after="0" w:line="400" w:lineRule="exact"/>
+        <w:ind w:firstLine="567"/>
+        <w:jc w:val="both"/>
+        <w:rPr>
+          <w:rFonts w:eastAsia="Times New Roman"/>
+          <w:sz w:val="26"/>
+          <w:szCs w:val="20"/>
+        </w:rPr>
+      </w:pPr>
+      <w:r>
+        <w:rPr>
+          <w:rFonts w:eastAsia="Times New Roman"/>
+          <w:sz w:val="26"/>
+          <w:szCs w:val="20"/>
+        </w:rPr>
+        <w:t>Căn cứ cá</w:t>
+      </w:r>
+      <w:r>
+        <w:rPr>
+          <w:rFonts w:eastAsia="Times New Roman"/>
+          <w:sz w:val="26"/>
+          <w:szCs w:val="20"/>
+        </w:rPr>
+        <w:t>c điều 178, 183 và 184 Bộ luật T</w:t>
+      </w:r>
+      <w:r>
+        <w:rPr>
+          <w:rFonts w:eastAsia="Times New Roman"/>
+          <w:sz w:val="26"/>
+          <w:szCs w:val="20"/>
+        </w:rPr>
+        <w:t>ố tụng hình sự, t</w:t>
+      </w:r>
+      <w:r>
+        <w:rPr>
+          <w:rFonts w:eastAsia="Times New Roman"/>
+          <w:sz w:val="26"/>
+          <w:szCs w:val="20"/>
+        </w:rPr>
+        <w:t>iến hành</w:t>
+      </w:r>
+      <w:r>
+        <w:rPr>
+          <w:rFonts w:eastAsia="Times New Roman"/>
+          <w:sz w:val="26"/>
+          <w:szCs w:val="20"/>
+        </w:rPr>
+        <w:t xml:space="preserve"> </w:t>
+      </w:r>
+      <w:r>
+        <w:rPr>
+          <w:rFonts w:eastAsia="Times New Roman"/>
+          <w:sz w:val="26"/>
+          <w:szCs w:val="20"/>
+        </w:rPr>
+        <w:t>ghi</w:t>
+      </w:r>
+      <w:r>
+        <w:rPr>
+          <w:rFonts w:eastAsia="Times New Roman"/>
+          <w:sz w:val="26"/>
+          <w:szCs w:val="20"/>
+        </w:rPr>
+        <w:t xml:space="preserve"> biên bản</w:t>
+      </w:r>
+      <w:r>
+        <w:rPr>
+          <w:rFonts w:eastAsia="Times New Roman"/>
+          <w:sz w:val="26"/>
+          <w:szCs w:val="20"/>
+        </w:rPr>
+        <w:t xml:space="preserve"> hỏi cung</w:t>
+      </w:r>
+      <w:r>
+        <w:rPr>
+          <w:rFonts w:eastAsia="Times New Roman"/>
+          <w:sz w:val="26"/>
+          <w:szCs w:val="20"/>
+        </w:rPr>
+        <w:t xml:space="preserve"> </w:t>
+      </w:r>
+      <w:r>
+        <w:rPr>
+          <w:rFonts w:eastAsia="Times New Roman"/>
+          <w:sz w:val="26"/>
+          <w:szCs w:val="20"/>
+        </w:rPr>
+        <w:t>bị can:</w:t>
+      </w:r>
+    </w:p>
+    <w:p>
+      <w:pPr>
+        <w:tabs>
+          <w:tab w:val="right" w:pos="7797"/>
+          <w:tab w:val="left" w:leader="dot" w:pos="9356"/>
+        </w:tabs>
+        <w:spacing w:after="0" w:line="360" w:lineRule="exact"/>
+        <w:jc w:val="both"/>
+        <w:rPr>
+          <w:rFonts w:eastAsia="Times New Roman"/>
+          <w:spacing w:val="-2"/>
+          <w:sz w:val="26"/>
+          <w:szCs w:val="26"/>
+        </w:rPr>
+      </w:pPr>
+      <w:r>
+        <w:rPr>
+          <w:rFonts w:eastAsia="Times New Roman"/>
+          <w:spacing w:val="-2"/>
+          <w:sz w:val="26"/>
+        </w:rPr>
+        <w:t xml:space="preserve">Họ tên: </w:t>
+      </w:r>
+      <w:r>
+        <w:rPr>
+          <w:rFonts w:eastAsia="Times New Roman"/>
+          <w:spacing w:val="-2"/>
+          <w:sz w:val="16"/>
+        </w:rPr>
+        <w:t>...........................................................................................................................................................</w:t>
+      </w:r>
+      <w:r>
+        <w:rPr>
+          <w:rFonts w:eastAsia="Times New Roman"/>
+          <w:spacing w:val="-2"/>
+          <w:sz w:val="26"/>
+          <w:szCs w:val="26"/>
+        </w:rPr>
+        <w:t xml:space="preserve"> Giới tính:</w:t>
+      </w:r>
+      <w:r>
+        <w:rPr>
+          <w:rFonts w:eastAsia="Times New Roman"/>
+          <w:spacing w:val="-2"/>
+          <w:sz w:val="26"/>
+          <w:szCs w:val="26"/>
+        </w:rPr>
+        <w:tab/>
+      </w:r>
+      <w:r>
+        <w:rPr>
+          <w:rFonts w:eastAsia="Times New Roman"/>
+          <w:spacing w:val="-2"/>
           <w:sz w:val="16"/>
           <w:szCs w:val="16"/>
-        </w:rPr>
-        <w:t xml:space="preserve"> </w:t>
-      </w:r>
-      <w:r>
-        <w:rPr>
-          <w:rFonts w:eastAsia="Times New Roman"/>
-          <w:sz w:val="16"/>
-          <w:szCs w:val="20"/>
         </w:rPr>
         <w:tab/>
       </w:r>
@@ -633,10 +700,28 @@
         <w:jc w:val="both"/>
         <w:rPr>
           <w:rFonts w:eastAsia="Times New Roman"/>
-          <w:sz w:val="16"/>
-          <w:szCs w:val="20"/>
-        </w:rPr>
-      </w:pPr>
+          <w:spacing w:val="-2"/>
+          <w:sz w:val="26"/>
+          <w:szCs w:val="20"/>
+        </w:rPr>
+      </w:pPr>
+      <w:r>
+        <w:rPr>
+          <w:rFonts w:eastAsia="Times New Roman"/>
+          <w:spacing w:val="-2"/>
+          <w:sz w:val="26"/>
+          <w:szCs w:val="20"/>
+        </w:rPr>
+        <w:t>Tên gọi khác:</w:t>
+      </w:r>
+      <w:r>
+        <w:rPr>
+          <w:rFonts w:eastAsia="Times New Roman"/>
+          <w:sz w:val="16"/>
+          <w:szCs w:val="20"/>
+        </w:rPr>
+        <w:t xml:space="preserve"> </w:t>
+      </w:r>
       <w:r>
         <w:rPr>
           <w:rFonts w:eastAsia="Times New Roman"/>
@@ -644,6 +729,15 @@
           <w:szCs w:val="20"/>
         </w:rPr>
         <w:tab/>
+      </w:r>
+      <w:r>
+        <w:rPr>
+          <w:rFonts w:eastAsia="Times New Roman"/>
+          <w:spacing w:val="-2"/>
+          <w:sz w:val="26"/>
+          <w:szCs w:val="20"/>
+        </w:rPr>
+        <w:t xml:space="preserve"> </w:t>
       </w:r>
     </w:p>
     <w:p>
@@ -656,17 +750,162 @@
         <w:jc w:val="both"/>
         <w:rPr>
           <w:rFonts w:eastAsia="Times New Roman"/>
-          <w:sz w:val="16"/>
-          <w:szCs w:val="20"/>
-        </w:rPr>
-      </w:pPr>
-      <w:r>
-        <w:rPr>
-          <w:rFonts w:eastAsia="Times New Roman"/>
-          <w:sz w:val="16"/>
-          <w:szCs w:val="20"/>
-        </w:rPr>
-        <w:tab/>
+          <w:spacing w:val="-2"/>
+          <w:sz w:val="16"/>
+          <w:szCs w:val="20"/>
+        </w:rPr>
+      </w:pPr>
+      <w:r>
+        <w:rPr>
+          <w:rFonts w:eastAsia="Times New Roman"/>
+          <w:spacing w:val="-2"/>
+          <w:sz w:val="26"/>
+          <w:szCs w:val="20"/>
+        </w:rPr>
+        <w:t>Sinh</w:t>
+      </w:r>
+      <w:r>
+        <w:rPr>
+          <w:rFonts w:eastAsia="Times New Roman"/>
+          <w:spacing w:val="-2"/>
+          <w:sz w:val="16"/>
+          <w:szCs w:val="20"/>
+        </w:rPr>
+        <w:t xml:space="preserve">  </w:t>
+      </w:r>
+      <w:r>
+        <w:rPr>
+          <w:rFonts w:eastAsia="Times New Roman"/>
+          <w:spacing w:val="-2"/>
+          <w:sz w:val="26"/>
+          <w:szCs w:val="20"/>
+        </w:rPr>
+        <w:t>ngày</w:t>
+      </w:r>
+      <w:r>
+        <w:rPr>
+          <w:rFonts w:eastAsia="Times New Roman"/>
+          <w:spacing w:val="-2"/>
+          <w:sz w:val="16"/>
+          <w:szCs w:val="20"/>
+        </w:rPr>
+        <w:t xml:space="preserve"> </w:t>
+      </w:r>
+      <w:r>
+        <w:rPr>
+          <w:rFonts w:eastAsia="Times New Roman"/>
+          <w:spacing w:val="-2"/>
+          <w:sz w:val="16"/>
+          <w:szCs w:val="20"/>
+        </w:rPr>
+        <w:t>.............</w:t>
+      </w:r>
+      <w:r>
+        <w:rPr>
+          <w:rFonts w:eastAsia="Times New Roman"/>
+          <w:spacing w:val="-2"/>
+          <w:sz w:val="26"/>
+          <w:szCs w:val="20"/>
+        </w:rPr>
+        <w:t xml:space="preserve"> </w:t>
+      </w:r>
+      <w:r>
+        <w:rPr>
+          <w:rFonts w:eastAsia="Times New Roman"/>
+          <w:spacing w:val="-2"/>
+          <w:sz w:val="26"/>
+          <w:szCs w:val="20"/>
+        </w:rPr>
+        <w:t>tháng</w:t>
+      </w:r>
+      <w:r>
+        <w:rPr>
+          <w:rFonts w:eastAsia="Times New Roman"/>
+          <w:spacing w:val="-2"/>
+          <w:sz w:val="16"/>
+          <w:szCs w:val="20"/>
+        </w:rPr>
+        <w:t xml:space="preserve"> </w:t>
+      </w:r>
+      <w:r>
+        <w:rPr>
+          <w:rFonts w:eastAsia="Times New Roman"/>
+          <w:spacing w:val="-2"/>
+          <w:sz w:val="16"/>
+          <w:szCs w:val="20"/>
+        </w:rPr>
+        <w:t>..........</w:t>
+      </w:r>
+      <w:r>
+        <w:rPr>
+          <w:rFonts w:eastAsia="Times New Roman"/>
+          <w:spacing w:val="-2"/>
+          <w:sz w:val="16"/>
+          <w:szCs w:val="20"/>
+        </w:rPr>
+        <w:t xml:space="preserve"> </w:t>
+      </w:r>
+      <w:r>
+        <w:rPr>
+          <w:rFonts w:eastAsia="Times New Roman"/>
+          <w:spacing w:val="-2"/>
+          <w:sz w:val="26"/>
+          <w:szCs w:val="20"/>
+        </w:rPr>
+        <w:t>năm</w:t>
+      </w:r>
+      <w:r>
+        <w:rPr>
+          <w:rFonts w:eastAsia="Times New Roman"/>
+          <w:spacing w:val="-2"/>
+          <w:sz w:val="16"/>
+          <w:szCs w:val="20"/>
+        </w:rPr>
+        <w:t xml:space="preserve"> </w:t>
+      </w:r>
+      <w:r>
+        <w:rPr>
+          <w:rFonts w:eastAsia="Times New Roman"/>
+          <w:spacing w:val="-2"/>
+          <w:sz w:val="16"/>
+          <w:szCs w:val="20"/>
+        </w:rPr>
+        <w:t>..................</w:t>
+      </w:r>
+      <w:r>
+        <w:rPr>
+          <w:rFonts w:eastAsia="Times New Roman"/>
+          <w:spacing w:val="-2"/>
+          <w:sz w:val="26"/>
+          <w:szCs w:val="20"/>
+        </w:rPr>
+        <w:t xml:space="preserve"> </w:t>
+      </w:r>
+      <w:r>
+        <w:rPr>
+          <w:rFonts w:eastAsia="Times New Roman"/>
+          <w:spacing w:val="-2"/>
+          <w:sz w:val="26"/>
+          <w:szCs w:val="20"/>
+        </w:rPr>
+        <w:t>tại</w:t>
+      </w:r>
+      <w:r>
+        <w:rPr>
+          <w:rFonts w:eastAsia="Times New Roman"/>
+          <w:spacing w:val="-2"/>
+          <w:sz w:val="26"/>
+          <w:szCs w:val="20"/>
+        </w:rPr>
+        <w:t>:</w:t>
+      </w:r>
+      <w:r>
+        <w:rPr>
+          <w:rFonts w:eastAsia="Times New Roman"/>
+          <w:sz w:val="16"/>
+          <w:szCs w:val="20"/>
+        </w:rPr>
+        <w:t xml:space="preserve"> </w:t>
       </w:r>
     </w:p>
     <w:p>
@@ -679,426 +918,6 @@
         <w:jc w:val="both"/>
         <w:rPr>
           <w:rFonts w:eastAsia="Times New Roman"/>
-          <w:sz w:val="16"/>
-          <w:szCs w:val="20"/>
-        </w:rPr>
-      </w:pPr>
-      <w:r>
-        <w:rPr>
-          <w:rFonts w:eastAsia="Times New Roman"/>
-          <w:sz w:val="16"/>
-          <w:szCs w:val="20"/>
-        </w:rPr>
-        <w:tab/>
-      </w:r>
-      <w:r>
-        <w:rPr>
-          <w:rFonts w:eastAsia="Times New Roman"/>
-          <w:sz w:val="16"/>
-          <w:szCs w:val="20"/>
-        </w:rPr>
-        <w:tab/>
-      </w:r>
-    </w:p>
-    <w:p>
-      <w:pPr>
-        <w:tabs>
-          <w:tab w:val="right" w:leader="dot" w:pos="2835"/>
-        </w:tabs>
-        <w:spacing w:after="0" w:line="400" w:lineRule="exact"/>
-        <w:ind w:firstLine="567"/>
-        <w:jc w:val="both"/>
-        <w:rPr>
-          <w:rFonts w:eastAsia="Times New Roman"/>
-          <w:sz w:val="26"/>
-          <w:szCs w:val="20"/>
-        </w:rPr>
-      </w:pPr>
-      <w:r>
-        <w:rPr>
-          <w:rFonts w:eastAsia="Times New Roman"/>
-          <w:sz w:val="26"/>
-          <w:szCs w:val="20"/>
-        </w:rPr>
-        <w:t>Căn cứ cá</w:t>
-      </w:r>
-      <w:r>
-        <w:rPr>
-          <w:rFonts w:eastAsia="Times New Roman"/>
-          <w:sz w:val="26"/>
-          <w:szCs w:val="20"/>
-        </w:rPr>
-        <w:t>c điều 178, 183 và 184 Bộ luật T</w:t>
-      </w:r>
-      <w:r>
-        <w:rPr>
-          <w:rFonts w:eastAsia="Times New Roman"/>
-          <w:sz w:val="26"/>
-          <w:szCs w:val="20"/>
-        </w:rPr>
-        <w:t>ố tụng hình sự, t</w:t>
-      </w:r>
-      <w:r>
-        <w:rPr>
-          <w:rFonts w:eastAsia="Times New Roman"/>
-          <w:sz w:val="26"/>
-          <w:szCs w:val="20"/>
-        </w:rPr>
-        <w:t>iến hành</w:t>
-      </w:r>
-      <w:r>
-        <w:rPr>
-          <w:rFonts w:eastAsia="Times New Roman"/>
-          <w:sz w:val="26"/>
-          <w:szCs w:val="20"/>
-        </w:rPr>
-        <w:t xml:space="preserve"> </w:t>
-      </w:r>
-      <w:r>
-        <w:rPr>
-          <w:rFonts w:eastAsia="Times New Roman"/>
-          <w:sz w:val="26"/>
-          <w:szCs w:val="20"/>
-        </w:rPr>
-        <w:t>ghi</w:t>
-      </w:r>
-      <w:r>
-        <w:rPr>
-          <w:rFonts w:eastAsia="Times New Roman"/>
-          <w:sz w:val="26"/>
-          <w:szCs w:val="20"/>
-        </w:rPr>
-        <w:t xml:space="preserve"> biên bản</w:t>
-      </w:r>
-      <w:r>
-        <w:rPr>
-          <w:rFonts w:eastAsia="Times New Roman"/>
-          <w:sz w:val="26"/>
-          <w:szCs w:val="20"/>
-        </w:rPr>
-        <w:t xml:space="preserve"> hỏi cung</w:t>
-      </w:r>
-      <w:r>
-        <w:rPr>
-          <w:rFonts w:eastAsia="Times New Roman"/>
-          <w:sz w:val="26"/>
-          <w:szCs w:val="20"/>
-        </w:rPr>
-        <w:t xml:space="preserve"> </w:t>
-      </w:r>
-      <w:r>
-        <w:rPr>
-          <w:rFonts w:eastAsia="Times New Roman"/>
-          <w:sz w:val="26"/>
-          <w:szCs w:val="20"/>
-        </w:rPr>
-        <w:t>bị can:</w:t>
-      </w:r>
-    </w:p>
-    <w:p>
-      <w:pPr>
-        <w:tabs>
-          <w:tab w:val="right" w:pos="7797"/>
-          <w:tab w:val="left" w:leader="dot" w:pos="9356"/>
-        </w:tabs>
-        <w:spacing w:after="0" w:line="360" w:lineRule="exact"/>
-        <w:jc w:val="both"/>
-        <w:rPr>
-          <w:rFonts w:eastAsia="Times New Roman"/>
-          <w:spacing w:val="-2"/>
-          <w:sz w:val="26"/>
-          <w:szCs w:val="26"/>
-        </w:rPr>
-      </w:pPr>
-      <w:r>
-        <w:rPr>
-          <w:rFonts w:eastAsia="Times New Roman"/>
-          <w:spacing w:val="-2"/>
-          <w:sz w:val="26"/>
-        </w:rPr>
-        <w:t xml:space="preserve">Họ tên: </w:t>
-      </w:r>
-      <w:r>
-        <w:rPr>
-          <w:rFonts w:eastAsia="Times New Roman"/>
-          <w:spacing w:val="-2"/>
-          <w:sz w:val="16"/>
-        </w:rPr>
-        <w:t>...........................................................................................................................................................</w:t>
-      </w:r>
-      <w:r>
-        <w:rPr>
-          <w:rFonts w:eastAsia="Times New Roman"/>
-          <w:spacing w:val="-2"/>
-          <w:sz w:val="26"/>
-          <w:szCs w:val="26"/>
-        </w:rPr>
-        <w:t xml:space="preserve"> Giới tính:</w:t>
-      </w:r>
-      <w:r>
-        <w:rPr>
-          <w:rFonts w:eastAsia="Times New Roman"/>
-          <w:spacing w:val="-2"/>
-          <w:sz w:val="26"/>
-          <w:szCs w:val="26"/>
-        </w:rPr>
-        <w:tab/>
-      </w:r>
-      <w:r>
-        <w:rPr>
-          <w:rFonts w:eastAsia="Times New Roman"/>
-          <w:spacing w:val="-2"/>
-          <w:sz w:val="16"/>
-          <w:szCs w:val="16"/>
-        </w:rPr>
-        <w:tab/>
-      </w:r>
-    </w:p>
-    <w:p>
-      <w:pPr>
-        <w:tabs>
-          <w:tab w:val="right" w:pos="0"/>
-          <w:tab w:val="left" w:leader="dot" w:pos="9356"/>
-        </w:tabs>
-        <w:spacing w:after="0" w:line="400" w:lineRule="exact"/>
-        <w:jc w:val="both"/>
-        <w:rPr>
-          <w:rFonts w:eastAsia="Times New Roman"/>
-          <w:spacing w:val="-2"/>
-          <w:sz w:val="26"/>
-          <w:szCs w:val="20"/>
-        </w:rPr>
-      </w:pPr>
-      <w:r>
-        <w:rPr>
-          <w:rFonts w:eastAsia="Times New Roman"/>
-          <w:spacing w:val="-2"/>
-          <w:sz w:val="26"/>
-          <w:szCs w:val="20"/>
-        </w:rPr>
-        <w:t>Tên gọi khác:</w:t>
-      </w:r>
-      <w:r>
-        <w:rPr>
-          <w:rFonts w:eastAsia="Times New Roman"/>
-          <w:sz w:val="16"/>
-          <w:szCs w:val="20"/>
-        </w:rPr>
-        <w:t xml:space="preserve"> </w:t>
-      </w:r>
-      <w:r>
-        <w:rPr>
-          <w:rFonts w:eastAsia="Times New Roman"/>
-          <w:sz w:val="16"/>
-          <w:szCs w:val="20"/>
-        </w:rPr>
-        <w:tab/>
-      </w:r>
-      <w:r>
-        <w:rPr>
-          <w:rFonts w:eastAsia="Times New Roman"/>
-          <w:spacing w:val="-2"/>
-          <w:sz w:val="26"/>
-          <w:szCs w:val="20"/>
-        </w:rPr>
-        <w:t xml:space="preserve"> </w:t>
-      </w:r>
-    </w:p>
-    <w:p>
-      <w:pPr>
-        <w:tabs>
-          <w:tab w:val="right" w:pos="0"/>
-          <w:tab w:val="left" w:leader="dot" w:pos="9356"/>
-        </w:tabs>
-        <w:spacing w:after="0" w:line="400" w:lineRule="exact"/>
-        <w:jc w:val="both"/>
-        <w:rPr>
-          <w:rFonts w:eastAsia="Times New Roman"/>
-          <w:spacing w:val="-2"/>
-          <w:sz w:val="16"/>
-          <w:szCs w:val="20"/>
-        </w:rPr>
-      </w:pPr>
-      <w:r>
-        <w:rPr>
-          <w:rFonts w:eastAsia="Times New Roman"/>
-          <w:spacing w:val="-2"/>
-          <w:sz w:val="26"/>
-          <w:szCs w:val="20"/>
-        </w:rPr>
-        <w:t>Sinh</w:t>
-      </w:r>
-      <w:r>
-        <w:rPr>
-          <w:rFonts w:eastAsia="Times New Roman"/>
-          <w:spacing w:val="-2"/>
-          <w:sz w:val="16"/>
-          <w:szCs w:val="20"/>
-        </w:rPr>
-        <w:t xml:space="preserve">  </w:t>
-      </w:r>
-      <w:r>
-        <w:rPr>
-          <w:rFonts w:eastAsia="Times New Roman"/>
-          <w:spacing w:val="-2"/>
-          <w:sz w:val="26"/>
-          <w:szCs w:val="20"/>
-        </w:rPr>
-        <w:t>ngày</w:t>
-      </w:r>
-      <w:r>
-        <w:rPr>
-          <w:rFonts w:eastAsia="Times New Roman"/>
-          <w:spacing w:val="-2"/>
-          <w:sz w:val="16"/>
-          <w:szCs w:val="20"/>
-        </w:rPr>
-        <w:t xml:space="preserve"> </w:t>
-      </w:r>
-      <w:r>
-        <w:rPr>
-          <w:rFonts w:eastAsia="Times New Roman"/>
-          <w:spacing w:val="-2"/>
-          <w:sz w:val="16"/>
-          <w:szCs w:val="20"/>
-        </w:rPr>
-        <w:t>.............</w:t>
-      </w:r>
-      <w:r>
-        <w:rPr>
-          <w:rFonts w:eastAsia="Times New Roman"/>
-          <w:spacing w:val="-2"/>
-          <w:sz w:val="26"/>
-          <w:szCs w:val="20"/>
-        </w:rPr>
-        <w:t xml:space="preserve"> </w:t>
-      </w:r>
-      <w:r>
-        <w:rPr>
-          <w:rFonts w:eastAsia="Times New Roman"/>
-          <w:spacing w:val="-2"/>
-          <w:sz w:val="26"/>
-          <w:szCs w:val="20"/>
-        </w:rPr>
-        <w:t>tháng</w:t>
-      </w:r>
-      <w:r>
-        <w:rPr>
-          <w:rFonts w:eastAsia="Times New Roman"/>
-          <w:spacing w:val="-2"/>
-          <w:sz w:val="16"/>
-          <w:szCs w:val="20"/>
-        </w:rPr>
-        <w:t xml:space="preserve"> </w:t>
-      </w:r>
-      <w:r>
-        <w:rPr>
-          <w:rFonts w:eastAsia="Times New Roman"/>
-          <w:spacing w:val="-2"/>
-          <w:sz w:val="16"/>
-          <w:szCs w:val="20"/>
-        </w:rPr>
-        <w:t>..........</w:t>
-      </w:r>
-      <w:r>
-        <w:rPr>
-          <w:rFonts w:eastAsia="Times New Roman"/>
-          <w:spacing w:val="-2"/>
-          <w:sz w:val="16"/>
-          <w:szCs w:val="20"/>
-        </w:rPr>
-        <w:t xml:space="preserve"> </w:t>
-      </w:r>
-      <w:r>
-        <w:rPr>
-          <w:rFonts w:eastAsia="Times New Roman"/>
-          <w:spacing w:val="-2"/>
-          <w:sz w:val="26"/>
-          <w:szCs w:val="20"/>
-        </w:rPr>
-        <w:t>năm</w:t>
-      </w:r>
-      <w:r>
-        <w:rPr>
-          <w:rFonts w:eastAsia="Times New Roman"/>
-          <w:spacing w:val="-2"/>
-          <w:sz w:val="16"/>
-          <w:szCs w:val="20"/>
-        </w:rPr>
-        <w:t xml:space="preserve"> </w:t>
-      </w:r>
-      <w:r>
-        <w:rPr>
-          <w:rFonts w:eastAsia="Times New Roman"/>
-          <w:spacing w:val="-2"/>
-          <w:sz w:val="16"/>
-          <w:szCs w:val="20"/>
-        </w:rPr>
-        <w:t>..................</w:t>
-      </w:r>
-      <w:r>
-        <w:rPr>
-          <w:rFonts w:eastAsia="Times New Roman"/>
-          <w:spacing w:val="-2"/>
-          <w:sz w:val="26"/>
-          <w:szCs w:val="20"/>
-        </w:rPr>
-        <w:t xml:space="preserve"> </w:t>
-      </w:r>
-      <w:r>
-        <w:rPr>
-          <w:rFonts w:eastAsia="Times New Roman"/>
-          <w:spacing w:val="-2"/>
-          <w:sz w:val="26"/>
-          <w:szCs w:val="20"/>
-        </w:rPr>
-        <w:t>tại</w:t>
-      </w:r>
-      <w:r>
-        <w:rPr>
-          <w:rFonts w:eastAsia="Times New Roman"/>
-          <w:spacing w:val="-2"/>
-          <w:sz w:val="26"/>
-          <w:szCs w:val="20"/>
-        </w:rPr>
-        <w:t>:</w:t>
-      </w:r>
-      <w:r>
-        <w:rPr>
-          <w:rFonts w:eastAsia="Times New Roman"/>
-          <w:sz w:val="16"/>
-          <w:szCs w:val="20"/>
-        </w:rPr>
-        <w:t xml:space="preserve"> </w:t>
-      </w:r>
-      <w:r>
-        <w:rPr>
-          <w:rFonts w:eastAsia="Times New Roman"/>
-          <w:sz w:val="16"/>
-          <w:szCs w:val="20"/>
-        </w:rPr>
-        <w:tab/>
-      </w:r>
-      <w:r>
-        <w:rPr>
-          <w:rFonts w:eastAsia="Times New Roman"/>
-          <w:spacing w:val="-2"/>
-          <w:sz w:val="16"/>
-          <w:szCs w:val="20"/>
-        </w:rPr>
-        <w:t xml:space="preserve"> </w:t>
-      </w:r>
-    </w:p>
-    <w:p>
-      <w:pPr>
-        <w:tabs>
-          <w:tab w:val="right" w:pos="0"/>
-          <w:tab w:val="left" w:leader="dot" w:pos="9356"/>
-        </w:tabs>
-        <w:spacing w:after="0" w:line="400" w:lineRule="exact"/>
-        <w:jc w:val="both"/>
-        <w:rPr>
-          <w:rFonts w:eastAsia="Times New Roman"/>
           <w:spacing w:val="-2"/>
           <w:sz w:val="26"/>
           <w:szCs w:val="20"/>
@@ -1170,31 +989,6 @@
       <w:r>
         <w:rPr>
           <w:rFonts w:eastAsia="Times New Roman"/>
-          <w:sz w:val="16"/>
-          <w:szCs w:val="20"/>
-        </w:rPr>
-        <w:t xml:space="preserve"> </w:t>
-      </w:r>
-      <w:r>
-        <w:rPr>
-          <w:rFonts w:eastAsia="Times New Roman"/>
-          <w:sz w:val="16"/>
-          <w:szCs w:val="20"/>
-        </w:rPr>
-        <w:tab/>
-      </w:r>
-      <w:r>
-        <w:rPr>
-          <w:rFonts w:eastAsia="Times New Roman"/>
-          <w:sz w:val="16"/>
-          <w:szCs w:val="20"/>
-        </w:rPr>
-        <w:tab/>
-      </w:r>
-      <w:r>
-        <w:rPr>
-          <w:rFonts w:eastAsia="Times New Roman"/>
-          <w:spacing w:val="-2"/>
           <w:sz w:val="16"/>
           <w:szCs w:val="20"/>
         </w:rPr>
@@ -1223,22 +1017,6 @@
         </w:rPr>
         <w:t>Nghề nghiệp:</w:t>
       </w:r>
-      <w:r>
-        <w:rPr>
-          <w:rFonts w:eastAsia="Times New Roman"/>
-          <w:spacing w:val="-2"/>
-          <w:sz w:val="16"/>
-        </w:rPr>
-        <w:t xml:space="preserve"> </w:t>
-      </w:r>
-      <w:r>
-        <w:rPr>
-          <w:rFonts w:eastAsia="Times New Roman"/>
-          <w:spacing w:val="-2"/>
-          <w:sz w:val="16"/>
-        </w:rPr>
-        <w:tab/>
-      </w:r>
     </w:p>
     <w:p>
       <w:pPr>
@@ -1395,20 +1173,11 @@
         <w:rPr>
           <w:rFonts w:eastAsia="Times New Roman"/>
           <w:spacing w:val="-2"/>
-          <w:sz w:val="26"/>
-          <w:lang w:val="vi-VN"/>
-        </w:rPr>
-      </w:pPr>
-      <w:r>
-        <w:rPr>
-          <w:rFonts w:eastAsia="Times New Roman"/>
-          <w:spacing w:val="-2"/>
-          <w:sz w:val="26"/>
+          <w:sz w:val="16"/>
           <w:szCs w:val="24"/>
           <w:lang w:eastAsia="vi-VN"/>
         </w:rPr>
-        <w:t>Nơi thường trú</w:t>
-      </w:r>
+      </w:pPr>
       <w:r>
         <w:rPr>
           <w:rFonts w:eastAsia="Times New Roman"/>
@@ -1417,6 +1186,16 @@
           <w:szCs w:val="24"/>
           <w:lang w:eastAsia="vi-VN"/>
         </w:rPr>
+        <w:t>Nơi thường trú</w:t>
+      </w:r>
+      <w:r>
+        <w:rPr>
+          <w:rFonts w:eastAsia="Times New Roman"/>
+          <w:spacing w:val="-2"/>
+          <w:sz w:val="26"/>
+          <w:szCs w:val="24"/>
+          <w:lang w:eastAsia="vi-VN"/>
+        </w:rPr>
         <w:t>:</w:t>
       </w:r>
       <w:r>
@@ -1428,25 +1207,6 @@
           <w:lang w:val="vi-VN" w:eastAsia="vi-VN"/>
         </w:rPr>
         <w:t xml:space="preserve"> </w:t>
-      </w:r>
-      <w:r>
-        <w:rPr>
-          <w:rFonts w:eastAsia="Times New Roman"/>
-          <w:spacing w:val="-2"/>
-          <w:sz w:val="16"/>
-          <w:szCs w:val="24"/>
-          <w:lang w:val="vi-VN" w:eastAsia="vi-VN"/>
-        </w:rPr>
-        <w:tab/>
-      </w:r>
-      <w:r>
-        <w:rPr>
-          <w:rFonts w:eastAsia="Times New Roman"/>
-          <w:spacing w:val="-2"/>
-          <w:sz w:val="16"/>
-          <w:lang w:val="vi-VN"/>
-        </w:rPr>
-        <w:tab/>
       </w:r>
     </w:p>
     <w:p>
@@ -1462,149 +1222,44 @@
           <w:rFonts w:eastAsia="Times New Roman"/>
           <w:spacing w:val="-2"/>
           <w:sz w:val="16"/>
-          <w:szCs w:val="24"/>
-          <w:lang w:val="vi-VN" w:eastAsia="vi-VN"/>
-        </w:rPr>
-      </w:pPr>
-      <w:r>
-        <w:rPr>
-          <w:rFonts w:eastAsia="Times New Roman"/>
-          <w:spacing w:val="-2"/>
-          <w:sz w:val="16"/>
-          <w:szCs w:val="24"/>
-          <w:lang w:val="vi-VN" w:eastAsia="vi-VN"/>
-        </w:rPr>
-        <w:tab/>
-      </w:r>
-      <w:r>
-        <w:rPr>
-          <w:rFonts w:eastAsia="Times New Roman"/>
-          <w:spacing w:val="-2"/>
-          <w:sz w:val="16"/>
-          <w:szCs w:val="24"/>
-          <w:lang w:val="vi-VN" w:eastAsia="vi-VN"/>
-        </w:rPr>
-        <w:tab/>
-      </w:r>
-    </w:p>
-    <w:p>
-      <w:pPr>
-        <w:widowControl w:val="0"/>
-        <w:tabs>
-          <w:tab w:val="right" w:pos="0"/>
-          <w:tab w:val="left" w:leader="dot" w:pos="9356"/>
-        </w:tabs>
-        <w:spacing w:after="0" w:line="360" w:lineRule="atLeast"/>
-        <w:jc w:val="both"/>
-        <w:rPr>
-          <w:rFonts w:eastAsia="Times New Roman"/>
-          <w:spacing w:val="-2"/>
-          <w:sz w:val="16"/>
-          <w:szCs w:val="24"/>
+          <w:szCs w:val="20"/>
+        </w:rPr>
+      </w:pPr>
+      <w:r>
+        <w:rPr>
+          <w:rFonts w:eastAsia="Times New Roman"/>
+          <w:spacing w:val="-2"/>
+          <w:sz w:val="26"/>
           <w:lang w:eastAsia="vi-VN"/>
         </w:rPr>
-      </w:pPr>
-      <w:r>
-        <w:rPr>
-          <w:rFonts w:eastAsia="Times New Roman"/>
-          <w:spacing w:val="-2"/>
-          <w:sz w:val="26"/>
-          <w:szCs w:val="26"/>
+        <w:t>Nơi</w:t>
+      </w:r>
+      <w:r>
+        <w:rPr>
+          <w:rFonts w:eastAsia="Times New Roman"/>
+          <w:spacing w:val="-2"/>
+          <w:sz w:val="26"/>
           <w:lang w:eastAsia="vi-VN"/>
         </w:rPr>
-        <w:t>Nơi tạm trú:</w:t>
-      </w:r>
-      <w:r>
-        <w:rPr>
-          <w:rFonts w:eastAsia="Times New Roman"/>
-          <w:spacing w:val="-2"/>
-          <w:sz w:val="16"/>
-          <w:szCs w:val="24"/>
+        <w:t xml:space="preserve"> ở</w:t>
+      </w:r>
+      <w:r>
+        <w:rPr>
+          <w:rFonts w:eastAsia="Times New Roman"/>
+          <w:spacing w:val="-2"/>
+          <w:sz w:val="26"/>
           <w:lang w:eastAsia="vi-VN"/>
         </w:rPr>
-        <w:t xml:space="preserve"> </w:t>
-      </w:r>
-      <w:r>
-        <w:rPr>
-          <w:rFonts w:eastAsia="Times New Roman"/>
-          <w:spacing w:val="-2"/>
-          <w:sz w:val="16"/>
-          <w:szCs w:val="24"/>
+        <w:t xml:space="preserve"> hiện tại</w:t>
+      </w:r>
+      <w:r>
+        <w:rPr>
+          <w:rFonts w:eastAsia="Times New Roman"/>
+          <w:spacing w:val="-2"/>
+          <w:sz w:val="26"/>
           <w:lang w:eastAsia="vi-VN"/>
         </w:rPr>
-        <w:tab/>
-      </w:r>
-    </w:p>
-    <w:p>
-      <w:pPr>
-        <w:widowControl w:val="0"/>
-        <w:tabs>
-          <w:tab w:val="right" w:pos="0"/>
-          <w:tab w:val="left" w:leader="dot" w:pos="9356"/>
-        </w:tabs>
-        <w:spacing w:after="0" w:line="360" w:lineRule="atLeast"/>
-        <w:jc w:val="both"/>
-        <w:rPr>
-          <w:rFonts w:eastAsia="Courier New"/>
-          <w:sz w:val="26"/>
-          <w:szCs w:val="26"/>
-          <w:lang w:val="vi-VN" w:eastAsia="vi-VN"/>
-        </w:rPr>
-      </w:pPr>
-      <w:r>
-        <w:rPr>
-          <w:rFonts w:eastAsia="Times New Roman"/>
-          <w:spacing w:val="-2"/>
-          <w:sz w:val="26"/>
-          <w:lang w:eastAsia="vi-VN"/>
-        </w:rPr>
-        <w:t>Nơi</w:t>
-      </w:r>
-      <w:r>
-        <w:rPr>
-          <w:rFonts w:eastAsia="Times New Roman"/>
-          <w:spacing w:val="-2"/>
-          <w:sz w:val="26"/>
-          <w:lang w:eastAsia="vi-VN"/>
-        </w:rPr>
-        <w:t xml:space="preserve"> ở</w:t>
-      </w:r>
-      <w:r>
-        <w:rPr>
-          <w:rFonts w:eastAsia="Times New Roman"/>
-          <w:spacing w:val="-2"/>
-          <w:sz w:val="26"/>
-          <w:lang w:eastAsia="vi-VN"/>
-        </w:rPr>
-        <w:t xml:space="preserve"> hiện tại</w:t>
-      </w:r>
-      <w:r>
-        <w:rPr>
-          <w:rFonts w:eastAsia="Times New Roman"/>
-          <w:spacing w:val="-2"/>
-          <w:sz w:val="26"/>
-          <w:lang w:eastAsia="vi-VN"/>
-        </w:rPr>
         <w:t xml:space="preserve">: </w:t>
-      </w:r>
-      <w:r>
-        <w:rPr>
-          <w:rFonts w:eastAsia="Times New Roman"/>
-          <w:spacing w:val="-2"/>
-          <w:sz w:val="16"/>
-          <w:szCs w:val="16"/>
-          <w:lang w:val="vi-VN" w:eastAsia="vi-VN"/>
-        </w:rPr>
-        <w:tab/>
-      </w:r>
-      <w:r>
-        <w:rPr>
-          <w:rFonts w:eastAsia="Courier New"/>
-          <w:sz w:val="26"/>
-          <w:szCs w:val="26"/>
-          <w:lang w:val="vi-VN" w:eastAsia="vi-VN"/>
-        </w:rPr>
-        <w:tab/>
       </w:r>
     </w:p>
     <w:p>
@@ -1622,15 +1277,6 @@
           <w:szCs w:val="20"/>
         </w:rPr>
       </w:pPr>
-      <w:r>
-        <w:rPr>
-          <w:rFonts w:eastAsia="Courier New"/>
-          <w:sz w:val="16"/>
-          <w:szCs w:val="16"/>
-          <w:lang w:val="vi-VN" w:eastAsia="vi-VN"/>
-        </w:rPr>
-        <w:tab/>
-      </w:r>
     </w:p>
     <w:p>
       <w:pPr>
@@ -1658,20 +1304,11 @@
       <w:r>
         <w:rPr>
           <w:rFonts w:eastAsia="Times New Roman"/>
-          <w:sz w:val="26"/>
-          <w:szCs w:val="20"/>
-          <w:lang w:val="en-GB"/>
-        </w:rPr>
-        <w:t xml:space="preserve"> </w:t>
-      </w:r>
-      <w:r>
-        <w:rPr>
-          <w:rFonts w:eastAsia="Times New Roman"/>
           <w:sz w:val="16"/>
           <w:szCs w:val="16"/>
           <w:lang w:val="en-GB"/>
         </w:rPr>
-        <w:tab/>
+        <w:t xml:space="preserve">                     </w:t>
       </w:r>
       <w:r>
         <w:rPr>
@@ -1844,22 +1481,9 @@
         </w:tabs>
         <w:spacing w:after="0" w:line="400" w:lineRule="exact"/>
         <w:jc w:val="both"/>
-        <w:rPr>
-          <w:rFonts w:eastAsia="Times New Roman"/>
-          <w:sz w:val="16"/>
-          <w:szCs w:val="20"/>
-        </w:rPr>
       </w:pPr>
       <w:r>
         <w:t>{{NOI_DUNG_TRANSCRIPT}}</w:t>
-      </w:r>
-      <w:r>
-        <w:rPr>
-          <w:rFonts w:eastAsia="Times New Roman"/>
-          <w:sz w:val="16"/>
-          <w:szCs w:val="20"/>
-        </w:rPr>
-        <w:tab/>
       </w:r>
     </w:p>
     <w:p>
@@ -1876,2041 +1500,6 @@
           <w:szCs w:val="20"/>
         </w:rPr>
       </w:pPr>
-      <w:r>
-        <w:rPr>
-          <w:rFonts w:eastAsia="Times New Roman"/>
-          <w:sz w:val="16"/>
-          <w:szCs w:val="20"/>
-        </w:rPr>
-        <w:tab/>
-      </w:r>
-    </w:p>
-    <w:p>
-      <w:pPr>
-        <w:tabs>
-          <w:tab w:val="right" w:pos="0"/>
-          <w:tab w:val="left" w:leader="dot" w:pos="9356"/>
-        </w:tabs>
-        <w:spacing w:after="0" w:line="400" w:lineRule="exact"/>
-        <w:jc w:val="both"/>
-        <w:rPr>
-          <w:rFonts w:eastAsia="Times New Roman"/>
-          <w:sz w:val="16"/>
-          <w:szCs w:val="20"/>
-        </w:rPr>
-      </w:pPr>
-      <w:r>
-        <w:rPr>
-          <w:rFonts w:eastAsia="Times New Roman"/>
-          <w:sz w:val="16"/>
-          <w:szCs w:val="20"/>
-        </w:rPr>
-        <w:lastRenderedPageBreak/>
-        <w:tab/>
-      </w:r>
-    </w:p>
-    <w:p>
-      <w:pPr>
-        <w:tabs>
-          <w:tab w:val="right" w:pos="0"/>
-          <w:tab w:val="left" w:leader="dot" w:pos="9356"/>
-        </w:tabs>
-        <w:spacing w:after="0" w:line="400" w:lineRule="exact"/>
-        <w:jc w:val="both"/>
-        <w:rPr>
-          <w:rFonts w:eastAsia="Times New Roman"/>
-          <w:sz w:val="16"/>
-          <w:szCs w:val="20"/>
-        </w:rPr>
-      </w:pPr>
-      <w:r>
-        <w:rPr>
-          <w:rFonts w:eastAsia="Times New Roman"/>
-          <w:sz w:val="16"/>
-          <w:szCs w:val="20"/>
-        </w:rPr>
-        <w:tab/>
-      </w:r>
-    </w:p>
-    <w:p>
-      <w:pPr>
-        <w:tabs>
-          <w:tab w:val="right" w:pos="0"/>
-          <w:tab w:val="left" w:leader="dot" w:pos="9356"/>
-        </w:tabs>
-        <w:spacing w:after="0" w:line="400" w:lineRule="exact"/>
-        <w:jc w:val="both"/>
-        <w:rPr>
-          <w:rFonts w:eastAsia="Times New Roman"/>
-          <w:sz w:val="16"/>
-          <w:szCs w:val="20"/>
-        </w:rPr>
-      </w:pPr>
-      <w:r>
-        <w:rPr>
-          <w:rFonts w:eastAsia="Times New Roman"/>
-          <w:sz w:val="16"/>
-          <w:szCs w:val="20"/>
-        </w:rPr>
-        <w:tab/>
-      </w:r>
-    </w:p>
-    <w:p>
-      <w:pPr>
-        <w:tabs>
-          <w:tab w:val="right" w:pos="0"/>
-          <w:tab w:val="left" w:leader="dot" w:pos="9356"/>
-        </w:tabs>
-        <w:spacing w:after="0" w:line="400" w:lineRule="exact"/>
-        <w:jc w:val="both"/>
-        <w:rPr>
-          <w:rFonts w:eastAsia="Times New Roman"/>
-          <w:sz w:val="16"/>
-          <w:szCs w:val="20"/>
-        </w:rPr>
-      </w:pPr>
-      <w:r>
-        <w:rPr>
-          <w:rFonts w:eastAsia="Times New Roman"/>
-          <w:sz w:val="16"/>
-          <w:szCs w:val="20"/>
-        </w:rPr>
-        <w:tab/>
-      </w:r>
-    </w:p>
-    <w:p>
-      <w:pPr>
-        <w:tabs>
-          <w:tab w:val="right" w:pos="0"/>
-          <w:tab w:val="left" w:leader="dot" w:pos="9356"/>
-        </w:tabs>
-        <w:spacing w:after="0" w:line="400" w:lineRule="exact"/>
-        <w:jc w:val="both"/>
-        <w:rPr>
-          <w:rFonts w:eastAsia="Times New Roman"/>
-          <w:sz w:val="16"/>
-          <w:szCs w:val="20"/>
-        </w:rPr>
-      </w:pPr>
-      <w:r>
-        <w:rPr>
-          <w:rFonts w:eastAsia="Times New Roman"/>
-          <w:sz w:val="16"/>
-          <w:szCs w:val="20"/>
-        </w:rPr>
-        <w:tab/>
-      </w:r>
-    </w:p>
-    <w:p>
-      <w:pPr>
-        <w:tabs>
-          <w:tab w:val="right" w:pos="0"/>
-          <w:tab w:val="left" w:leader="dot" w:pos="9356"/>
-        </w:tabs>
-        <w:spacing w:after="0" w:line="400" w:lineRule="exact"/>
-        <w:jc w:val="both"/>
-        <w:rPr>
-          <w:rFonts w:eastAsia="Times New Roman"/>
-          <w:sz w:val="16"/>
-          <w:szCs w:val="20"/>
-        </w:rPr>
-      </w:pPr>
-      <w:r>
-        <w:rPr>
-          <w:rFonts w:eastAsia="Times New Roman"/>
-          <w:sz w:val="16"/>
-          <w:szCs w:val="20"/>
-        </w:rPr>
-        <w:tab/>
-      </w:r>
-    </w:p>
-    <w:p>
-      <w:pPr>
-        <w:tabs>
-          <w:tab w:val="right" w:pos="0"/>
-          <w:tab w:val="left" w:leader="dot" w:pos="9356"/>
-        </w:tabs>
-        <w:spacing w:after="0" w:line="400" w:lineRule="exact"/>
-        <w:jc w:val="both"/>
-        <w:rPr>
-          <w:rFonts w:eastAsia="Times New Roman"/>
-          <w:sz w:val="16"/>
-          <w:szCs w:val="20"/>
-        </w:rPr>
-      </w:pPr>
-      <w:r>
-        <w:rPr>
-          <w:rFonts w:eastAsia="Times New Roman"/>
-          <w:sz w:val="16"/>
-          <w:szCs w:val="20"/>
-        </w:rPr>
-        <w:tab/>
-      </w:r>
-    </w:p>
-    <w:p>
-      <w:pPr>
-        <w:tabs>
-          <w:tab w:val="right" w:pos="0"/>
-          <w:tab w:val="left" w:leader="dot" w:pos="9356"/>
-        </w:tabs>
-        <w:spacing w:after="0" w:line="400" w:lineRule="exact"/>
-        <w:jc w:val="both"/>
-        <w:rPr>
-          <w:rFonts w:eastAsia="Times New Roman"/>
-          <w:sz w:val="16"/>
-          <w:szCs w:val="20"/>
-        </w:rPr>
-      </w:pPr>
-      <w:r>
-        <w:rPr>
-          <w:rFonts w:eastAsia="Times New Roman"/>
-          <w:sz w:val="16"/>
-          <w:szCs w:val="20"/>
-        </w:rPr>
-        <w:tab/>
-      </w:r>
-    </w:p>
-    <w:p>
-      <w:pPr>
-        <w:tabs>
-          <w:tab w:val="right" w:pos="0"/>
-          <w:tab w:val="left" w:leader="dot" w:pos="9356"/>
-        </w:tabs>
-        <w:spacing w:after="0" w:line="400" w:lineRule="exact"/>
-        <w:jc w:val="both"/>
-        <w:rPr>
-          <w:rFonts w:eastAsia="Times New Roman"/>
-          <w:sz w:val="16"/>
-          <w:szCs w:val="20"/>
-        </w:rPr>
-      </w:pPr>
-      <w:r>
-        <w:rPr>
-          <w:rFonts w:eastAsia="Times New Roman"/>
-          <w:sz w:val="16"/>
-          <w:szCs w:val="20"/>
-        </w:rPr>
-        <w:tab/>
-      </w:r>
-    </w:p>
-    <w:p>
-      <w:pPr>
-        <w:tabs>
-          <w:tab w:val="right" w:pos="0"/>
-          <w:tab w:val="left" w:leader="dot" w:pos="9356"/>
-        </w:tabs>
-        <w:spacing w:after="0" w:line="400" w:lineRule="exact"/>
-        <w:jc w:val="both"/>
-        <w:rPr>
-          <w:rFonts w:eastAsia="Times New Roman"/>
-          <w:sz w:val="16"/>
-          <w:szCs w:val="20"/>
-        </w:rPr>
-      </w:pPr>
-      <w:r>
-        <w:rPr>
-          <w:rFonts w:eastAsia="Times New Roman"/>
-          <w:sz w:val="16"/>
-          <w:szCs w:val="20"/>
-        </w:rPr>
-        <w:tab/>
-      </w:r>
-    </w:p>
-    <w:p>
-      <w:pPr>
-        <w:tabs>
-          <w:tab w:val="right" w:pos="0"/>
-          <w:tab w:val="left" w:leader="dot" w:pos="9356"/>
-        </w:tabs>
-        <w:spacing w:after="0" w:line="400" w:lineRule="exact"/>
-        <w:jc w:val="both"/>
-        <w:rPr>
-          <w:rFonts w:eastAsia="Times New Roman"/>
-          <w:sz w:val="16"/>
-          <w:szCs w:val="20"/>
-        </w:rPr>
-      </w:pPr>
-      <w:r>
-        <w:rPr>
-          <w:rFonts w:eastAsia="Times New Roman"/>
-          <w:sz w:val="16"/>
-          <w:szCs w:val="20"/>
-        </w:rPr>
-        <w:tab/>
-      </w:r>
-    </w:p>
-    <w:p>
-      <w:pPr>
-        <w:tabs>
-          <w:tab w:val="right" w:pos="0"/>
-          <w:tab w:val="left" w:leader="dot" w:pos="9356"/>
-        </w:tabs>
-        <w:spacing w:after="0" w:line="400" w:lineRule="exact"/>
-        <w:jc w:val="both"/>
-        <w:rPr>
-          <w:rFonts w:eastAsia="Times New Roman"/>
-          <w:sz w:val="16"/>
-          <w:szCs w:val="20"/>
-        </w:rPr>
-      </w:pPr>
-      <w:r>
-        <w:rPr>
-          <w:rFonts w:eastAsia="Times New Roman"/>
-          <w:sz w:val="16"/>
-          <w:szCs w:val="20"/>
-        </w:rPr>
-        <w:tab/>
-      </w:r>
-    </w:p>
-    <w:p>
-      <w:pPr>
-        <w:tabs>
-          <w:tab w:val="right" w:pos="0"/>
-          <w:tab w:val="left" w:leader="dot" w:pos="9356"/>
-        </w:tabs>
-        <w:spacing w:after="0" w:line="400" w:lineRule="exact"/>
-        <w:jc w:val="both"/>
-        <w:rPr>
-          <w:rFonts w:eastAsia="Times New Roman"/>
-          <w:sz w:val="16"/>
-          <w:szCs w:val="20"/>
-        </w:rPr>
-      </w:pPr>
-      <w:r>
-        <w:rPr>
-          <w:rFonts w:eastAsia="Times New Roman"/>
-          <w:sz w:val="16"/>
-          <w:szCs w:val="20"/>
-        </w:rPr>
-        <w:tab/>
-      </w:r>
-    </w:p>
-    <w:p>
-      <w:pPr>
-        <w:tabs>
-          <w:tab w:val="right" w:pos="0"/>
-          <w:tab w:val="left" w:leader="dot" w:pos="9356"/>
-        </w:tabs>
-        <w:spacing w:after="0" w:line="400" w:lineRule="exact"/>
-        <w:jc w:val="both"/>
-        <w:rPr>
-          <w:rFonts w:eastAsia="Times New Roman"/>
-          <w:sz w:val="16"/>
-          <w:szCs w:val="20"/>
-        </w:rPr>
-      </w:pPr>
-      <w:r>
-        <w:rPr>
-          <w:rFonts w:eastAsia="Times New Roman"/>
-          <w:sz w:val="16"/>
-          <w:szCs w:val="20"/>
-        </w:rPr>
-        <w:tab/>
-      </w:r>
-    </w:p>
-    <w:p>
-      <w:pPr>
-        <w:tabs>
-          <w:tab w:val="right" w:pos="0"/>
-          <w:tab w:val="left" w:leader="dot" w:pos="9356"/>
-        </w:tabs>
-        <w:spacing w:after="0" w:line="400" w:lineRule="exact"/>
-        <w:jc w:val="both"/>
-        <w:rPr>
-          <w:rFonts w:eastAsia="Times New Roman"/>
-          <w:sz w:val="16"/>
-          <w:szCs w:val="20"/>
-        </w:rPr>
-      </w:pPr>
-      <w:r>
-        <w:rPr>
-          <w:rFonts w:eastAsia="Times New Roman"/>
-          <w:sz w:val="16"/>
-          <w:szCs w:val="20"/>
-        </w:rPr>
-        <w:tab/>
-      </w:r>
-    </w:p>
-    <w:p>
-      <w:pPr>
-        <w:tabs>
-          <w:tab w:val="right" w:pos="0"/>
-          <w:tab w:val="left" w:leader="dot" w:pos="9356"/>
-        </w:tabs>
-        <w:spacing w:after="0" w:line="400" w:lineRule="exact"/>
-        <w:jc w:val="both"/>
-        <w:rPr>
-          <w:rFonts w:eastAsia="Times New Roman"/>
-          <w:sz w:val="16"/>
-          <w:szCs w:val="20"/>
-        </w:rPr>
-      </w:pPr>
-      <w:r>
-        <w:rPr>
-          <w:rFonts w:eastAsia="Times New Roman"/>
-          <w:sz w:val="16"/>
-          <w:szCs w:val="20"/>
-        </w:rPr>
-        <w:tab/>
-      </w:r>
-    </w:p>
-    <w:p>
-      <w:pPr>
-        <w:tabs>
-          <w:tab w:val="right" w:pos="0"/>
-          <w:tab w:val="left" w:leader="dot" w:pos="9356"/>
-        </w:tabs>
-        <w:spacing w:after="0" w:line="400" w:lineRule="exact"/>
-        <w:jc w:val="both"/>
-        <w:rPr>
-          <w:rFonts w:eastAsia="Times New Roman"/>
-          <w:sz w:val="16"/>
-          <w:szCs w:val="20"/>
-        </w:rPr>
-      </w:pPr>
-      <w:r>
-        <w:rPr>
-          <w:rFonts w:eastAsia="Times New Roman"/>
-          <w:sz w:val="16"/>
-          <w:szCs w:val="20"/>
-        </w:rPr>
-        <w:tab/>
-      </w:r>
-    </w:p>
-    <w:p>
-      <w:pPr>
-        <w:tabs>
-          <w:tab w:val="right" w:pos="0"/>
-          <w:tab w:val="left" w:leader="dot" w:pos="9356"/>
-        </w:tabs>
-        <w:spacing w:after="0" w:line="400" w:lineRule="exact"/>
-        <w:jc w:val="both"/>
-        <w:rPr>
-          <w:rFonts w:eastAsia="Times New Roman"/>
-          <w:sz w:val="16"/>
-          <w:szCs w:val="20"/>
-        </w:rPr>
-      </w:pPr>
-      <w:r>
-        <w:rPr>
-          <w:rFonts w:eastAsia="Times New Roman"/>
-          <w:sz w:val="16"/>
-          <w:szCs w:val="20"/>
-        </w:rPr>
-        <w:tab/>
-      </w:r>
-    </w:p>
-    <w:p>
-      <w:pPr>
-        <w:tabs>
-          <w:tab w:val="right" w:pos="0"/>
-          <w:tab w:val="left" w:leader="dot" w:pos="9356"/>
-        </w:tabs>
-        <w:spacing w:after="0" w:line="400" w:lineRule="exact"/>
-        <w:jc w:val="both"/>
-        <w:rPr>
-          <w:rFonts w:eastAsia="Times New Roman"/>
-          <w:sz w:val="16"/>
-          <w:szCs w:val="20"/>
-        </w:rPr>
-      </w:pPr>
-      <w:r>
-        <w:rPr>
-          <w:rFonts w:eastAsia="Times New Roman"/>
-          <w:sz w:val="16"/>
-          <w:szCs w:val="20"/>
-        </w:rPr>
-        <w:tab/>
-      </w:r>
-    </w:p>
-    <w:p>
-      <w:pPr>
-        <w:tabs>
-          <w:tab w:val="right" w:pos="0"/>
-          <w:tab w:val="left" w:leader="dot" w:pos="9356"/>
-        </w:tabs>
-        <w:spacing w:after="0" w:line="400" w:lineRule="exact"/>
-        <w:jc w:val="both"/>
-        <w:rPr>
-          <w:rFonts w:eastAsia="Times New Roman"/>
-          <w:sz w:val="16"/>
-          <w:szCs w:val="20"/>
-        </w:rPr>
-      </w:pPr>
-      <w:r>
-        <w:rPr>
-          <w:rFonts w:eastAsia="Times New Roman"/>
-          <w:sz w:val="16"/>
-          <w:szCs w:val="20"/>
-        </w:rPr>
-        <w:tab/>
-      </w:r>
-    </w:p>
-    <w:p>
-      <w:pPr>
-        <w:tabs>
-          <w:tab w:val="right" w:pos="0"/>
-          <w:tab w:val="left" w:leader="dot" w:pos="9356"/>
-        </w:tabs>
-        <w:spacing w:after="0" w:line="400" w:lineRule="exact"/>
-        <w:jc w:val="both"/>
-        <w:rPr>
-          <w:rFonts w:eastAsia="Times New Roman"/>
-          <w:sz w:val="16"/>
-          <w:szCs w:val="20"/>
-        </w:rPr>
-      </w:pPr>
-      <w:r>
-        <w:rPr>
-          <w:rFonts w:eastAsia="Times New Roman"/>
-          <w:sz w:val="16"/>
-          <w:szCs w:val="20"/>
-        </w:rPr>
-        <w:tab/>
-      </w:r>
-    </w:p>
-    <w:p>
-      <w:pPr>
-        <w:tabs>
-          <w:tab w:val="right" w:pos="0"/>
-          <w:tab w:val="left" w:leader="dot" w:pos="9356"/>
-        </w:tabs>
-        <w:spacing w:after="0" w:line="400" w:lineRule="exact"/>
-        <w:jc w:val="both"/>
-        <w:rPr>
-          <w:rFonts w:eastAsia="Times New Roman"/>
-          <w:sz w:val="16"/>
-          <w:szCs w:val="20"/>
-        </w:rPr>
-      </w:pPr>
-      <w:r>
-        <w:rPr>
-          <w:rFonts w:eastAsia="Times New Roman"/>
-          <w:sz w:val="16"/>
-          <w:szCs w:val="20"/>
-        </w:rPr>
-        <w:tab/>
-      </w:r>
-    </w:p>
-    <w:p>
-      <w:pPr>
-        <w:tabs>
-          <w:tab w:val="right" w:pos="0"/>
-          <w:tab w:val="left" w:leader="dot" w:pos="9356"/>
-        </w:tabs>
-        <w:spacing w:after="0" w:line="400" w:lineRule="exact"/>
-        <w:jc w:val="both"/>
-        <w:rPr>
-          <w:rFonts w:eastAsia="Times New Roman"/>
-          <w:sz w:val="16"/>
-          <w:szCs w:val="20"/>
-        </w:rPr>
-      </w:pPr>
-      <w:r>
-        <w:rPr>
-          <w:rFonts w:eastAsia="Times New Roman"/>
-          <w:sz w:val="16"/>
-          <w:szCs w:val="20"/>
-        </w:rPr>
-        <w:tab/>
-      </w:r>
-    </w:p>
-    <w:p>
-      <w:pPr>
-        <w:tabs>
-          <w:tab w:val="right" w:pos="0"/>
-          <w:tab w:val="left" w:leader="dot" w:pos="9356"/>
-        </w:tabs>
-        <w:spacing w:after="0" w:line="400" w:lineRule="exact"/>
-        <w:jc w:val="both"/>
-        <w:rPr>
-          <w:rFonts w:eastAsia="Times New Roman"/>
-          <w:sz w:val="16"/>
-          <w:szCs w:val="20"/>
-        </w:rPr>
-      </w:pPr>
-      <w:r>
-        <w:rPr>
-          <w:rFonts w:eastAsia="Times New Roman"/>
-          <w:sz w:val="16"/>
-          <w:szCs w:val="20"/>
-        </w:rPr>
-        <w:tab/>
-      </w:r>
-    </w:p>
-    <w:p>
-      <w:pPr>
-        <w:tabs>
-          <w:tab w:val="right" w:pos="0"/>
-          <w:tab w:val="left" w:leader="dot" w:pos="9356"/>
-        </w:tabs>
-        <w:spacing w:after="0" w:line="400" w:lineRule="exact"/>
-        <w:jc w:val="both"/>
-        <w:rPr>
-          <w:rFonts w:eastAsia="Times New Roman"/>
-          <w:sz w:val="16"/>
-          <w:szCs w:val="20"/>
-        </w:rPr>
-      </w:pPr>
-      <w:r>
-        <w:rPr>
-          <w:rFonts w:eastAsia="Times New Roman"/>
-          <w:sz w:val="16"/>
-          <w:szCs w:val="20"/>
-        </w:rPr>
-        <w:tab/>
-      </w:r>
-    </w:p>
-    <w:p>
-      <w:pPr>
-        <w:tabs>
-          <w:tab w:val="right" w:pos="0"/>
-          <w:tab w:val="left" w:leader="dot" w:pos="9356"/>
-        </w:tabs>
-        <w:spacing w:after="0" w:line="400" w:lineRule="exact"/>
-        <w:jc w:val="both"/>
-        <w:rPr>
-          <w:rFonts w:eastAsia="Times New Roman"/>
-          <w:sz w:val="16"/>
-          <w:szCs w:val="20"/>
-        </w:rPr>
-      </w:pPr>
-      <w:r>
-        <w:rPr>
-          <w:rFonts w:eastAsia="Times New Roman"/>
-          <w:sz w:val="16"/>
-          <w:szCs w:val="20"/>
-        </w:rPr>
-        <w:tab/>
-      </w:r>
-    </w:p>
-    <w:p>
-      <w:pPr>
-        <w:tabs>
-          <w:tab w:val="right" w:pos="0"/>
-          <w:tab w:val="left" w:leader="dot" w:pos="9356"/>
-        </w:tabs>
-        <w:spacing w:after="0" w:line="400" w:lineRule="exact"/>
-        <w:jc w:val="both"/>
-        <w:rPr>
-          <w:rFonts w:eastAsia="Times New Roman"/>
-          <w:sz w:val="16"/>
-          <w:szCs w:val="20"/>
-        </w:rPr>
-      </w:pPr>
-      <w:r>
-        <w:rPr>
-          <w:rFonts w:eastAsia="Times New Roman"/>
-          <w:sz w:val="16"/>
-          <w:szCs w:val="20"/>
-        </w:rPr>
-        <w:tab/>
-      </w:r>
-    </w:p>
-    <w:p>
-      <w:pPr>
-        <w:tabs>
-          <w:tab w:val="right" w:pos="0"/>
-          <w:tab w:val="left" w:leader="dot" w:pos="9356"/>
-        </w:tabs>
-        <w:spacing w:after="0" w:line="400" w:lineRule="exact"/>
-        <w:jc w:val="both"/>
-        <w:rPr>
-          <w:rFonts w:eastAsia="Times New Roman"/>
-          <w:sz w:val="16"/>
-          <w:szCs w:val="20"/>
-        </w:rPr>
-      </w:pPr>
-      <w:r>
-        <w:rPr>
-          <w:rFonts w:eastAsia="Times New Roman"/>
-          <w:sz w:val="16"/>
-          <w:szCs w:val="20"/>
-        </w:rPr>
-        <w:tab/>
-      </w:r>
-    </w:p>
-    <w:p>
-      <w:pPr>
-        <w:tabs>
-          <w:tab w:val="right" w:pos="0"/>
-          <w:tab w:val="left" w:leader="dot" w:pos="9356"/>
-        </w:tabs>
-        <w:spacing w:after="0" w:line="400" w:lineRule="exact"/>
-        <w:jc w:val="both"/>
-        <w:rPr>
-          <w:rFonts w:eastAsia="Times New Roman"/>
-          <w:sz w:val="16"/>
-          <w:szCs w:val="20"/>
-        </w:rPr>
-      </w:pPr>
-      <w:r>
-        <w:rPr>
-          <w:rFonts w:eastAsia="Times New Roman"/>
-          <w:sz w:val="16"/>
-          <w:szCs w:val="20"/>
-        </w:rPr>
-        <w:tab/>
-      </w:r>
-    </w:p>
-    <w:p>
-      <w:pPr>
-        <w:tabs>
-          <w:tab w:val="right" w:pos="0"/>
-          <w:tab w:val="left" w:leader="dot" w:pos="9356"/>
-        </w:tabs>
-        <w:spacing w:after="0" w:line="400" w:lineRule="exact"/>
-        <w:jc w:val="both"/>
-        <w:rPr>
-          <w:rFonts w:eastAsia="Times New Roman"/>
-          <w:sz w:val="16"/>
-          <w:szCs w:val="20"/>
-        </w:rPr>
-      </w:pPr>
-      <w:r>
-        <w:rPr>
-          <w:rFonts w:eastAsia="Times New Roman"/>
-          <w:sz w:val="16"/>
-          <w:szCs w:val="20"/>
-        </w:rPr>
-        <w:tab/>
-      </w:r>
-    </w:p>
-    <w:p>
-      <w:pPr>
-        <w:tabs>
-          <w:tab w:val="right" w:pos="0"/>
-          <w:tab w:val="left" w:leader="dot" w:pos="9356"/>
-        </w:tabs>
-        <w:spacing w:after="0" w:line="400" w:lineRule="exact"/>
-        <w:jc w:val="both"/>
-        <w:rPr>
-          <w:rFonts w:eastAsia="Times New Roman"/>
-          <w:sz w:val="16"/>
-          <w:szCs w:val="20"/>
-        </w:rPr>
-      </w:pPr>
-      <w:r>
-        <w:rPr>
-          <w:rFonts w:eastAsia="Times New Roman"/>
-          <w:sz w:val="16"/>
-          <w:szCs w:val="20"/>
-        </w:rPr>
-        <w:tab/>
-      </w:r>
-    </w:p>
-    <w:p>
-      <w:pPr>
-        <w:tabs>
-          <w:tab w:val="right" w:pos="0"/>
-          <w:tab w:val="left" w:leader="dot" w:pos="9356"/>
-        </w:tabs>
-        <w:spacing w:after="0" w:line="400" w:lineRule="exact"/>
-        <w:jc w:val="both"/>
-        <w:rPr>
-          <w:rFonts w:eastAsia="Times New Roman"/>
-          <w:sz w:val="16"/>
-          <w:szCs w:val="20"/>
-        </w:rPr>
-      </w:pPr>
-      <w:r>
-        <w:rPr>
-          <w:rFonts w:eastAsia="Times New Roman"/>
-          <w:sz w:val="16"/>
-          <w:szCs w:val="20"/>
-        </w:rPr>
-        <w:tab/>
-      </w:r>
-    </w:p>
-    <w:p>
-      <w:pPr>
-        <w:tabs>
-          <w:tab w:val="right" w:pos="0"/>
-          <w:tab w:val="left" w:leader="dot" w:pos="9356"/>
-        </w:tabs>
-        <w:spacing w:after="0" w:line="400" w:lineRule="exact"/>
-        <w:jc w:val="both"/>
-        <w:rPr>
-          <w:rFonts w:eastAsia="Times New Roman"/>
-          <w:sz w:val="16"/>
-          <w:szCs w:val="20"/>
-        </w:rPr>
-      </w:pPr>
-      <w:r>
-        <w:rPr>
-          <w:rFonts w:eastAsia="Times New Roman"/>
-          <w:sz w:val="16"/>
-          <w:szCs w:val="20"/>
-        </w:rPr>
-        <w:tab/>
-      </w:r>
-    </w:p>
-    <w:p>
-      <w:pPr>
-        <w:tabs>
-          <w:tab w:val="right" w:pos="0"/>
-          <w:tab w:val="left" w:leader="dot" w:pos="9356"/>
-        </w:tabs>
-        <w:spacing w:after="0" w:line="400" w:lineRule="exact"/>
-        <w:jc w:val="both"/>
-        <w:rPr>
-          <w:rFonts w:eastAsia="Times New Roman"/>
-          <w:sz w:val="16"/>
-          <w:szCs w:val="20"/>
-        </w:rPr>
-      </w:pPr>
-      <w:r>
-        <w:rPr>
-          <w:rFonts w:eastAsia="Times New Roman"/>
-          <w:sz w:val="16"/>
-          <w:szCs w:val="20"/>
-        </w:rPr>
-        <w:tab/>
-      </w:r>
-    </w:p>
-    <w:p>
-      <w:pPr>
-        <w:tabs>
-          <w:tab w:val="right" w:pos="0"/>
-          <w:tab w:val="left" w:leader="dot" w:pos="9356"/>
-        </w:tabs>
-        <w:spacing w:after="0" w:line="400" w:lineRule="exact"/>
-        <w:jc w:val="both"/>
-        <w:rPr>
-          <w:rFonts w:eastAsia="Times New Roman"/>
-          <w:sz w:val="16"/>
-          <w:szCs w:val="20"/>
-        </w:rPr>
-      </w:pPr>
-      <w:r>
-        <w:rPr>
-          <w:rFonts w:eastAsia="Times New Roman"/>
-          <w:sz w:val="16"/>
-          <w:szCs w:val="20"/>
-        </w:rPr>
-        <w:tab/>
-      </w:r>
-    </w:p>
-    <w:p>
-      <w:pPr>
-        <w:tabs>
-          <w:tab w:val="right" w:pos="0"/>
-          <w:tab w:val="left" w:leader="dot" w:pos="9356"/>
-        </w:tabs>
-        <w:spacing w:after="0" w:line="400" w:lineRule="exact"/>
-        <w:jc w:val="both"/>
-        <w:rPr>
-          <w:rFonts w:eastAsia="Times New Roman"/>
-          <w:sz w:val="16"/>
-          <w:szCs w:val="20"/>
-        </w:rPr>
-      </w:pPr>
-      <w:r>
-        <w:rPr>
-          <w:rFonts w:eastAsia="Times New Roman"/>
-          <w:sz w:val="16"/>
-          <w:szCs w:val="20"/>
-        </w:rPr>
-        <w:tab/>
-      </w:r>
-    </w:p>
-    <w:p>
-      <w:pPr>
-        <w:tabs>
-          <w:tab w:val="right" w:pos="0"/>
-          <w:tab w:val="left" w:leader="dot" w:pos="9356"/>
-        </w:tabs>
-        <w:spacing w:after="0" w:line="400" w:lineRule="exact"/>
-        <w:jc w:val="both"/>
-        <w:rPr>
-          <w:rFonts w:eastAsia="Times New Roman"/>
-          <w:sz w:val="16"/>
-          <w:szCs w:val="20"/>
-        </w:rPr>
-      </w:pPr>
-      <w:r>
-        <w:rPr>
-          <w:rFonts w:eastAsia="Times New Roman"/>
-          <w:sz w:val="16"/>
-          <w:szCs w:val="20"/>
-        </w:rPr>
-        <w:lastRenderedPageBreak/>
-        <w:tab/>
-      </w:r>
-    </w:p>
-    <w:p>
-      <w:pPr>
-        <w:tabs>
-          <w:tab w:val="right" w:pos="0"/>
-          <w:tab w:val="left" w:leader="dot" w:pos="9356"/>
-        </w:tabs>
-        <w:spacing w:after="0" w:line="400" w:lineRule="exact"/>
-        <w:jc w:val="both"/>
-        <w:rPr>
-          <w:rFonts w:eastAsia="Times New Roman"/>
-          <w:sz w:val="16"/>
-          <w:szCs w:val="20"/>
-        </w:rPr>
-      </w:pPr>
-      <w:r>
-        <w:rPr>
-          <w:rFonts w:eastAsia="Times New Roman"/>
-          <w:sz w:val="16"/>
-          <w:szCs w:val="20"/>
-        </w:rPr>
-        <w:tab/>
-      </w:r>
-    </w:p>
-    <w:p>
-      <w:pPr>
-        <w:tabs>
-          <w:tab w:val="right" w:pos="0"/>
-          <w:tab w:val="left" w:leader="dot" w:pos="9356"/>
-        </w:tabs>
-        <w:spacing w:after="0" w:line="400" w:lineRule="exact"/>
-        <w:jc w:val="both"/>
-        <w:rPr>
-          <w:rFonts w:eastAsia="Times New Roman"/>
-          <w:sz w:val="16"/>
-          <w:szCs w:val="20"/>
-        </w:rPr>
-      </w:pPr>
-      <w:r>
-        <w:rPr>
-          <w:rFonts w:eastAsia="Times New Roman"/>
-          <w:sz w:val="16"/>
-          <w:szCs w:val="20"/>
-        </w:rPr>
-        <w:tab/>
-      </w:r>
-    </w:p>
-    <w:p>
-      <w:pPr>
-        <w:tabs>
-          <w:tab w:val="right" w:pos="0"/>
-          <w:tab w:val="left" w:leader="dot" w:pos="9356"/>
-        </w:tabs>
-        <w:spacing w:after="0" w:line="400" w:lineRule="exact"/>
-        <w:jc w:val="both"/>
-        <w:rPr>
-          <w:rFonts w:eastAsia="Times New Roman"/>
-          <w:sz w:val="16"/>
-          <w:szCs w:val="20"/>
-        </w:rPr>
-      </w:pPr>
-      <w:r>
-        <w:rPr>
-          <w:rFonts w:eastAsia="Times New Roman"/>
-          <w:sz w:val="16"/>
-          <w:szCs w:val="20"/>
-        </w:rPr>
-        <w:tab/>
-      </w:r>
-    </w:p>
-    <w:p>
-      <w:pPr>
-        <w:tabs>
-          <w:tab w:val="right" w:pos="0"/>
-          <w:tab w:val="left" w:leader="dot" w:pos="9356"/>
-        </w:tabs>
-        <w:spacing w:after="0" w:line="400" w:lineRule="exact"/>
-        <w:jc w:val="both"/>
-        <w:rPr>
-          <w:rFonts w:eastAsia="Times New Roman"/>
-          <w:sz w:val="16"/>
-          <w:szCs w:val="20"/>
-        </w:rPr>
-      </w:pPr>
-      <w:r>
-        <w:rPr>
-          <w:rFonts w:eastAsia="Times New Roman"/>
-          <w:sz w:val="16"/>
-          <w:szCs w:val="20"/>
-        </w:rPr>
-        <w:tab/>
-      </w:r>
-    </w:p>
-    <w:p>
-      <w:pPr>
-        <w:tabs>
-          <w:tab w:val="right" w:pos="0"/>
-          <w:tab w:val="left" w:leader="dot" w:pos="9356"/>
-        </w:tabs>
-        <w:spacing w:after="0" w:line="400" w:lineRule="exact"/>
-        <w:jc w:val="both"/>
-        <w:rPr>
-          <w:rFonts w:eastAsia="Times New Roman"/>
-          <w:sz w:val="16"/>
-          <w:szCs w:val="20"/>
-        </w:rPr>
-      </w:pPr>
-      <w:r>
-        <w:rPr>
-          <w:rFonts w:eastAsia="Times New Roman"/>
-          <w:sz w:val="16"/>
-          <w:szCs w:val="20"/>
-        </w:rPr>
-        <w:tab/>
-      </w:r>
-    </w:p>
-    <w:p>
-      <w:pPr>
-        <w:tabs>
-          <w:tab w:val="right" w:pos="0"/>
-          <w:tab w:val="left" w:leader="dot" w:pos="9356"/>
-        </w:tabs>
-        <w:spacing w:after="0" w:line="400" w:lineRule="exact"/>
-        <w:jc w:val="both"/>
-        <w:rPr>
-          <w:rFonts w:eastAsia="Times New Roman"/>
-          <w:sz w:val="16"/>
-          <w:szCs w:val="20"/>
-        </w:rPr>
-      </w:pPr>
-      <w:r>
-        <w:rPr>
-          <w:rFonts w:eastAsia="Times New Roman"/>
-          <w:sz w:val="16"/>
-          <w:szCs w:val="20"/>
-        </w:rPr>
-        <w:tab/>
-      </w:r>
-    </w:p>
-    <w:p>
-      <w:pPr>
-        <w:tabs>
-          <w:tab w:val="right" w:pos="0"/>
-          <w:tab w:val="left" w:leader="dot" w:pos="9356"/>
-        </w:tabs>
-        <w:spacing w:after="0" w:line="400" w:lineRule="exact"/>
-        <w:jc w:val="both"/>
-        <w:rPr>
-          <w:rFonts w:eastAsia="Times New Roman"/>
-          <w:sz w:val="16"/>
-          <w:szCs w:val="20"/>
-        </w:rPr>
-      </w:pPr>
-      <w:r>
-        <w:rPr>
-          <w:rFonts w:eastAsia="Times New Roman"/>
-          <w:sz w:val="16"/>
-          <w:szCs w:val="20"/>
-        </w:rPr>
-        <w:tab/>
-      </w:r>
-    </w:p>
-    <w:p>
-      <w:pPr>
-        <w:tabs>
-          <w:tab w:val="right" w:pos="0"/>
-          <w:tab w:val="left" w:leader="dot" w:pos="9356"/>
-        </w:tabs>
-        <w:spacing w:after="0" w:line="400" w:lineRule="exact"/>
-        <w:jc w:val="both"/>
-        <w:rPr>
-          <w:rFonts w:eastAsia="Times New Roman"/>
-          <w:sz w:val="16"/>
-          <w:szCs w:val="20"/>
-        </w:rPr>
-      </w:pPr>
-      <w:r>
-        <w:rPr>
-          <w:rFonts w:eastAsia="Times New Roman"/>
-          <w:sz w:val="16"/>
-          <w:szCs w:val="20"/>
-        </w:rPr>
-        <w:tab/>
-      </w:r>
-    </w:p>
-    <w:p>
-      <w:pPr>
-        <w:tabs>
-          <w:tab w:val="right" w:pos="0"/>
-          <w:tab w:val="left" w:leader="dot" w:pos="9356"/>
-        </w:tabs>
-        <w:spacing w:after="0" w:line="400" w:lineRule="exact"/>
-        <w:jc w:val="both"/>
-        <w:rPr>
-          <w:rFonts w:eastAsia="Times New Roman"/>
-          <w:sz w:val="16"/>
-          <w:szCs w:val="20"/>
-        </w:rPr>
-      </w:pPr>
-      <w:r>
-        <w:rPr>
-          <w:rFonts w:eastAsia="Times New Roman"/>
-          <w:sz w:val="16"/>
-          <w:szCs w:val="20"/>
-        </w:rPr>
-        <w:tab/>
-      </w:r>
-    </w:p>
-    <w:p>
-      <w:pPr>
-        <w:tabs>
-          <w:tab w:val="right" w:pos="0"/>
-          <w:tab w:val="left" w:leader="dot" w:pos="9356"/>
-        </w:tabs>
-        <w:spacing w:after="0" w:line="400" w:lineRule="exact"/>
-        <w:jc w:val="both"/>
-        <w:rPr>
-          <w:rFonts w:eastAsia="Times New Roman"/>
-          <w:sz w:val="16"/>
-          <w:szCs w:val="20"/>
-        </w:rPr>
-      </w:pPr>
-      <w:r>
-        <w:rPr>
-          <w:rFonts w:eastAsia="Times New Roman"/>
-          <w:sz w:val="16"/>
-          <w:szCs w:val="20"/>
-        </w:rPr>
-        <w:tab/>
-      </w:r>
-    </w:p>
-    <w:p>
-      <w:pPr>
-        <w:tabs>
-          <w:tab w:val="right" w:pos="0"/>
-          <w:tab w:val="left" w:leader="dot" w:pos="9356"/>
-        </w:tabs>
-        <w:spacing w:after="0" w:line="400" w:lineRule="exact"/>
-        <w:jc w:val="both"/>
-        <w:rPr>
-          <w:rFonts w:eastAsia="Times New Roman"/>
-          <w:sz w:val="16"/>
-          <w:szCs w:val="20"/>
-        </w:rPr>
-      </w:pPr>
-      <w:r>
-        <w:rPr>
-          <w:rFonts w:eastAsia="Times New Roman"/>
-          <w:sz w:val="16"/>
-          <w:szCs w:val="20"/>
-        </w:rPr>
-        <w:tab/>
-      </w:r>
-    </w:p>
-    <w:p>
-      <w:pPr>
-        <w:tabs>
-          <w:tab w:val="right" w:pos="0"/>
-          <w:tab w:val="left" w:leader="dot" w:pos="9356"/>
-        </w:tabs>
-        <w:spacing w:after="0" w:line="400" w:lineRule="exact"/>
-        <w:jc w:val="both"/>
-        <w:rPr>
-          <w:rFonts w:eastAsia="Times New Roman"/>
-          <w:sz w:val="16"/>
-          <w:szCs w:val="20"/>
-        </w:rPr>
-      </w:pPr>
-      <w:r>
-        <w:rPr>
-          <w:rFonts w:eastAsia="Times New Roman"/>
-          <w:sz w:val="16"/>
-          <w:szCs w:val="20"/>
-        </w:rPr>
-        <w:tab/>
-      </w:r>
-    </w:p>
-    <w:p>
-      <w:pPr>
-        <w:tabs>
-          <w:tab w:val="right" w:pos="0"/>
-          <w:tab w:val="left" w:leader="dot" w:pos="9356"/>
-        </w:tabs>
-        <w:spacing w:after="0" w:line="400" w:lineRule="exact"/>
-        <w:jc w:val="both"/>
-        <w:rPr>
-          <w:rFonts w:eastAsia="Times New Roman"/>
-          <w:sz w:val="16"/>
-          <w:szCs w:val="20"/>
-        </w:rPr>
-      </w:pPr>
-      <w:r>
-        <w:rPr>
-          <w:rFonts w:eastAsia="Times New Roman"/>
-          <w:sz w:val="16"/>
-          <w:szCs w:val="20"/>
-        </w:rPr>
-        <w:tab/>
-      </w:r>
-    </w:p>
-    <w:p>
-      <w:pPr>
-        <w:tabs>
-          <w:tab w:val="right" w:pos="0"/>
-          <w:tab w:val="left" w:leader="dot" w:pos="9356"/>
-        </w:tabs>
-        <w:spacing w:after="0" w:line="400" w:lineRule="exact"/>
-        <w:jc w:val="both"/>
-        <w:rPr>
-          <w:rFonts w:eastAsia="Times New Roman"/>
-          <w:sz w:val="16"/>
-          <w:szCs w:val="20"/>
-        </w:rPr>
-      </w:pPr>
-      <w:r>
-        <w:rPr>
-          <w:rFonts w:eastAsia="Times New Roman"/>
-          <w:sz w:val="16"/>
-          <w:szCs w:val="20"/>
-        </w:rPr>
-        <w:tab/>
-      </w:r>
-    </w:p>
-    <w:p>
-      <w:pPr>
-        <w:tabs>
-          <w:tab w:val="right" w:pos="0"/>
-          <w:tab w:val="left" w:leader="dot" w:pos="9356"/>
-        </w:tabs>
-        <w:spacing w:after="0" w:line="400" w:lineRule="exact"/>
-        <w:jc w:val="both"/>
-        <w:rPr>
-          <w:rFonts w:eastAsia="Times New Roman"/>
-          <w:sz w:val="16"/>
-          <w:szCs w:val="20"/>
-        </w:rPr>
-      </w:pPr>
-      <w:r>
-        <w:rPr>
-          <w:rFonts w:eastAsia="Times New Roman"/>
-          <w:sz w:val="16"/>
-          <w:szCs w:val="20"/>
-        </w:rPr>
-        <w:tab/>
-      </w:r>
-    </w:p>
-    <w:p>
-      <w:pPr>
-        <w:tabs>
-          <w:tab w:val="right" w:pos="0"/>
-          <w:tab w:val="left" w:leader="dot" w:pos="9356"/>
-        </w:tabs>
-        <w:spacing w:after="0" w:line="400" w:lineRule="exact"/>
-        <w:jc w:val="both"/>
-        <w:rPr>
-          <w:rFonts w:eastAsia="Times New Roman"/>
-          <w:sz w:val="16"/>
-          <w:szCs w:val="20"/>
-        </w:rPr>
-      </w:pPr>
-      <w:r>
-        <w:rPr>
-          <w:rFonts w:eastAsia="Times New Roman"/>
-          <w:sz w:val="16"/>
-          <w:szCs w:val="20"/>
-        </w:rPr>
-        <w:tab/>
-      </w:r>
-    </w:p>
-    <w:p>
-      <w:pPr>
-        <w:tabs>
-          <w:tab w:val="right" w:pos="0"/>
-          <w:tab w:val="left" w:leader="dot" w:pos="9356"/>
-        </w:tabs>
-        <w:spacing w:after="0" w:line="400" w:lineRule="exact"/>
-        <w:jc w:val="both"/>
-        <w:rPr>
-          <w:rFonts w:eastAsia="Times New Roman"/>
-          <w:sz w:val="16"/>
-          <w:szCs w:val="20"/>
-        </w:rPr>
-      </w:pPr>
-      <w:r>
-        <w:rPr>
-          <w:rFonts w:eastAsia="Times New Roman"/>
-          <w:sz w:val="16"/>
-          <w:szCs w:val="20"/>
-        </w:rPr>
-        <w:tab/>
-      </w:r>
-    </w:p>
-    <w:p>
-      <w:pPr>
-        <w:tabs>
-          <w:tab w:val="right" w:pos="0"/>
-          <w:tab w:val="left" w:leader="dot" w:pos="9356"/>
-        </w:tabs>
-        <w:spacing w:after="0" w:line="400" w:lineRule="exact"/>
-        <w:jc w:val="both"/>
-        <w:rPr>
-          <w:rFonts w:eastAsia="Times New Roman"/>
-          <w:sz w:val="16"/>
-          <w:szCs w:val="20"/>
-        </w:rPr>
-      </w:pPr>
-      <w:r>
-        <w:rPr>
-          <w:rFonts w:eastAsia="Times New Roman"/>
-          <w:sz w:val="16"/>
-          <w:szCs w:val="20"/>
-        </w:rPr>
-        <w:tab/>
-      </w:r>
-    </w:p>
-    <w:p>
-      <w:pPr>
-        <w:tabs>
-          <w:tab w:val="right" w:pos="0"/>
-          <w:tab w:val="left" w:leader="dot" w:pos="9356"/>
-        </w:tabs>
-        <w:spacing w:after="0" w:line="400" w:lineRule="exact"/>
-        <w:jc w:val="both"/>
-        <w:rPr>
-          <w:rFonts w:eastAsia="Times New Roman"/>
-          <w:sz w:val="16"/>
-          <w:szCs w:val="20"/>
-        </w:rPr>
-      </w:pPr>
-      <w:r>
-        <w:rPr>
-          <w:rFonts w:eastAsia="Times New Roman"/>
-          <w:sz w:val="16"/>
-          <w:szCs w:val="20"/>
-        </w:rPr>
-        <w:tab/>
-      </w:r>
-    </w:p>
-    <w:p>
-      <w:pPr>
-        <w:tabs>
-          <w:tab w:val="right" w:pos="0"/>
-          <w:tab w:val="left" w:leader="dot" w:pos="9356"/>
-        </w:tabs>
-        <w:spacing w:after="0" w:line="400" w:lineRule="exact"/>
-        <w:jc w:val="both"/>
-        <w:rPr>
-          <w:rFonts w:eastAsia="Times New Roman"/>
-          <w:sz w:val="16"/>
-          <w:szCs w:val="20"/>
-        </w:rPr>
-      </w:pPr>
-      <w:r>
-        <w:rPr>
-          <w:rFonts w:eastAsia="Times New Roman"/>
-          <w:sz w:val="16"/>
-          <w:szCs w:val="20"/>
-        </w:rPr>
-        <w:tab/>
-      </w:r>
-    </w:p>
-    <w:p>
-      <w:pPr>
-        <w:tabs>
-          <w:tab w:val="right" w:pos="0"/>
-          <w:tab w:val="left" w:leader="dot" w:pos="9356"/>
-        </w:tabs>
-        <w:spacing w:after="0" w:line="400" w:lineRule="exact"/>
-        <w:jc w:val="both"/>
-        <w:rPr>
-          <w:rFonts w:eastAsia="Times New Roman"/>
-          <w:sz w:val="16"/>
-          <w:szCs w:val="20"/>
-        </w:rPr>
-      </w:pPr>
-      <w:r>
-        <w:rPr>
-          <w:rFonts w:eastAsia="Times New Roman"/>
-          <w:sz w:val="16"/>
-          <w:szCs w:val="20"/>
-        </w:rPr>
-        <w:tab/>
-      </w:r>
-    </w:p>
-    <w:p>
-      <w:pPr>
-        <w:tabs>
-          <w:tab w:val="right" w:pos="0"/>
-          <w:tab w:val="left" w:leader="dot" w:pos="9356"/>
-        </w:tabs>
-        <w:spacing w:after="0" w:line="400" w:lineRule="exact"/>
-        <w:jc w:val="both"/>
-        <w:rPr>
-          <w:rFonts w:eastAsia="Times New Roman"/>
-          <w:sz w:val="16"/>
-          <w:szCs w:val="20"/>
-        </w:rPr>
-      </w:pPr>
-      <w:r>
-        <w:rPr>
-          <w:rFonts w:eastAsia="Times New Roman"/>
-          <w:sz w:val="16"/>
-          <w:szCs w:val="20"/>
-        </w:rPr>
-        <w:tab/>
-      </w:r>
-    </w:p>
-    <w:p>
-      <w:pPr>
-        <w:tabs>
-          <w:tab w:val="right" w:pos="0"/>
-          <w:tab w:val="left" w:leader="dot" w:pos="9356"/>
-        </w:tabs>
-        <w:spacing w:after="0" w:line="400" w:lineRule="exact"/>
-        <w:jc w:val="both"/>
-        <w:rPr>
-          <w:rFonts w:eastAsia="Times New Roman"/>
-          <w:sz w:val="16"/>
-          <w:szCs w:val="20"/>
-        </w:rPr>
-      </w:pPr>
-      <w:r>
-        <w:rPr>
-          <w:rFonts w:eastAsia="Times New Roman"/>
-          <w:sz w:val="16"/>
-          <w:szCs w:val="20"/>
-        </w:rPr>
-        <w:tab/>
-      </w:r>
-    </w:p>
-    <w:p>
-      <w:pPr>
-        <w:tabs>
-          <w:tab w:val="right" w:pos="0"/>
-          <w:tab w:val="left" w:leader="dot" w:pos="9356"/>
-        </w:tabs>
-        <w:spacing w:after="0" w:line="400" w:lineRule="exact"/>
-        <w:jc w:val="both"/>
-        <w:rPr>
-          <w:rFonts w:eastAsia="Times New Roman"/>
-          <w:sz w:val="16"/>
-          <w:szCs w:val="20"/>
-        </w:rPr>
-      </w:pPr>
-      <w:r>
-        <w:rPr>
-          <w:rFonts w:eastAsia="Times New Roman"/>
-          <w:sz w:val="16"/>
-          <w:szCs w:val="20"/>
-        </w:rPr>
-        <w:tab/>
-      </w:r>
-    </w:p>
-    <w:p>
-      <w:pPr>
-        <w:tabs>
-          <w:tab w:val="right" w:pos="0"/>
-          <w:tab w:val="left" w:leader="dot" w:pos="9356"/>
-        </w:tabs>
-        <w:spacing w:after="0" w:line="400" w:lineRule="exact"/>
-        <w:jc w:val="both"/>
-        <w:rPr>
-          <w:rFonts w:eastAsia="Times New Roman"/>
-          <w:sz w:val="16"/>
-          <w:szCs w:val="20"/>
-        </w:rPr>
-      </w:pPr>
-      <w:r>
-        <w:rPr>
-          <w:rFonts w:eastAsia="Times New Roman"/>
-          <w:sz w:val="16"/>
-          <w:szCs w:val="20"/>
-        </w:rPr>
-        <w:tab/>
-      </w:r>
-    </w:p>
-    <w:p>
-      <w:pPr>
-        <w:tabs>
-          <w:tab w:val="right" w:pos="0"/>
-          <w:tab w:val="left" w:leader="dot" w:pos="9356"/>
-        </w:tabs>
-        <w:spacing w:after="0" w:line="400" w:lineRule="exact"/>
-        <w:jc w:val="both"/>
-        <w:rPr>
-          <w:rFonts w:eastAsia="Times New Roman"/>
-          <w:sz w:val="16"/>
-          <w:szCs w:val="20"/>
-        </w:rPr>
-      </w:pPr>
-      <w:r>
-        <w:rPr>
-          <w:rFonts w:eastAsia="Times New Roman"/>
-          <w:sz w:val="16"/>
-          <w:szCs w:val="20"/>
-        </w:rPr>
-        <w:tab/>
-      </w:r>
-    </w:p>
-    <w:p>
-      <w:pPr>
-        <w:tabs>
-          <w:tab w:val="right" w:pos="0"/>
-          <w:tab w:val="left" w:leader="dot" w:pos="9356"/>
-        </w:tabs>
-        <w:spacing w:after="0" w:line="400" w:lineRule="exact"/>
-        <w:jc w:val="both"/>
-        <w:rPr>
-          <w:rFonts w:eastAsia="Times New Roman"/>
-          <w:sz w:val="16"/>
-          <w:szCs w:val="20"/>
-        </w:rPr>
-      </w:pPr>
-      <w:r>
-        <w:rPr>
-          <w:rFonts w:eastAsia="Times New Roman"/>
-          <w:sz w:val="16"/>
-          <w:szCs w:val="20"/>
-        </w:rPr>
-        <w:tab/>
-      </w:r>
-    </w:p>
-    <w:p>
-      <w:pPr>
-        <w:tabs>
-          <w:tab w:val="right" w:pos="0"/>
-          <w:tab w:val="left" w:leader="dot" w:pos="9356"/>
-        </w:tabs>
-        <w:spacing w:after="0" w:line="400" w:lineRule="exact"/>
-        <w:jc w:val="both"/>
-        <w:rPr>
-          <w:rFonts w:eastAsia="Times New Roman"/>
-          <w:sz w:val="16"/>
-          <w:szCs w:val="20"/>
-        </w:rPr>
-      </w:pPr>
-      <w:r>
-        <w:rPr>
-          <w:rFonts w:eastAsia="Times New Roman"/>
-          <w:sz w:val="16"/>
-          <w:szCs w:val="20"/>
-        </w:rPr>
-        <w:tab/>
-      </w:r>
-    </w:p>
-    <w:p>
-      <w:pPr>
-        <w:tabs>
-          <w:tab w:val="right" w:pos="0"/>
-          <w:tab w:val="left" w:leader="dot" w:pos="9356"/>
-        </w:tabs>
-        <w:spacing w:after="0" w:line="400" w:lineRule="exact"/>
-        <w:jc w:val="both"/>
-        <w:rPr>
-          <w:rFonts w:eastAsia="Times New Roman"/>
-          <w:sz w:val="16"/>
-          <w:szCs w:val="20"/>
-        </w:rPr>
-      </w:pPr>
-      <w:r>
-        <w:rPr>
-          <w:rFonts w:eastAsia="Times New Roman"/>
-          <w:sz w:val="16"/>
-          <w:szCs w:val="20"/>
-        </w:rPr>
-        <w:tab/>
-      </w:r>
-    </w:p>
-    <w:p>
-      <w:pPr>
-        <w:tabs>
-          <w:tab w:val="right" w:pos="0"/>
-          <w:tab w:val="left" w:leader="dot" w:pos="9356"/>
-        </w:tabs>
-        <w:spacing w:after="0" w:line="400" w:lineRule="exact"/>
-        <w:jc w:val="both"/>
-        <w:rPr>
-          <w:rFonts w:eastAsia="Times New Roman"/>
-          <w:sz w:val="16"/>
-          <w:szCs w:val="20"/>
-        </w:rPr>
-      </w:pPr>
-      <w:r>
-        <w:rPr>
-          <w:rFonts w:eastAsia="Times New Roman"/>
-          <w:sz w:val="16"/>
-          <w:szCs w:val="20"/>
-        </w:rPr>
-        <w:tab/>
-      </w:r>
-    </w:p>
-    <w:p>
-      <w:pPr>
-        <w:tabs>
-          <w:tab w:val="right" w:pos="0"/>
-          <w:tab w:val="left" w:leader="dot" w:pos="9356"/>
-        </w:tabs>
-        <w:spacing w:after="0" w:line="400" w:lineRule="exact"/>
-        <w:jc w:val="both"/>
-        <w:rPr>
-          <w:rFonts w:eastAsia="Times New Roman"/>
-          <w:sz w:val="16"/>
-          <w:szCs w:val="20"/>
-        </w:rPr>
-      </w:pPr>
-      <w:r>
-        <w:rPr>
-          <w:rFonts w:eastAsia="Times New Roman"/>
-          <w:sz w:val="16"/>
-          <w:szCs w:val="20"/>
-        </w:rPr>
-        <w:tab/>
-      </w:r>
-    </w:p>
-    <w:p>
-      <w:pPr>
-        <w:tabs>
-          <w:tab w:val="right" w:pos="0"/>
-          <w:tab w:val="left" w:leader="dot" w:pos="9356"/>
-        </w:tabs>
-        <w:spacing w:after="0" w:line="400" w:lineRule="exact"/>
-        <w:jc w:val="both"/>
-        <w:rPr>
-          <w:rFonts w:eastAsia="Times New Roman"/>
-          <w:sz w:val="16"/>
-          <w:szCs w:val="20"/>
-        </w:rPr>
-      </w:pPr>
-      <w:r>
-        <w:rPr>
-          <w:rFonts w:eastAsia="Times New Roman"/>
-          <w:sz w:val="16"/>
-          <w:szCs w:val="20"/>
-        </w:rPr>
-        <w:tab/>
-      </w:r>
-    </w:p>
-    <w:p>
-      <w:pPr>
-        <w:tabs>
-          <w:tab w:val="right" w:pos="0"/>
-          <w:tab w:val="left" w:leader="dot" w:pos="9356"/>
-        </w:tabs>
-        <w:spacing w:after="0" w:line="400" w:lineRule="exact"/>
-        <w:jc w:val="both"/>
-        <w:rPr>
-          <w:rFonts w:eastAsia="Times New Roman"/>
-          <w:sz w:val="16"/>
-          <w:szCs w:val="20"/>
-        </w:rPr>
-      </w:pPr>
-      <w:r>
-        <w:rPr>
-          <w:rFonts w:eastAsia="Times New Roman"/>
-          <w:sz w:val="16"/>
-          <w:szCs w:val="20"/>
-        </w:rPr>
-        <w:tab/>
-      </w:r>
-    </w:p>
-    <w:p>
-      <w:pPr>
-        <w:tabs>
-          <w:tab w:val="right" w:pos="0"/>
-          <w:tab w:val="left" w:leader="dot" w:pos="9356"/>
-        </w:tabs>
-        <w:spacing w:after="0" w:line="400" w:lineRule="exact"/>
-        <w:jc w:val="both"/>
-        <w:rPr>
-          <w:rFonts w:eastAsia="Times New Roman"/>
-          <w:sz w:val="16"/>
-          <w:szCs w:val="20"/>
-        </w:rPr>
-      </w:pPr>
-      <w:r>
-        <w:rPr>
-          <w:rFonts w:eastAsia="Times New Roman"/>
-          <w:sz w:val="16"/>
-          <w:szCs w:val="20"/>
-        </w:rPr>
-        <w:tab/>
-      </w:r>
-    </w:p>
-    <w:p>
-      <w:pPr>
-        <w:tabs>
-          <w:tab w:val="right" w:pos="0"/>
-          <w:tab w:val="left" w:leader="dot" w:pos="9356"/>
-        </w:tabs>
-        <w:spacing w:after="0" w:line="400" w:lineRule="exact"/>
-        <w:jc w:val="both"/>
-        <w:rPr>
-          <w:rFonts w:eastAsia="Times New Roman"/>
-          <w:sz w:val="16"/>
-          <w:szCs w:val="20"/>
-        </w:rPr>
-      </w:pPr>
-      <w:r>
-        <w:rPr>
-          <w:rFonts w:eastAsia="Times New Roman"/>
-          <w:sz w:val="16"/>
-          <w:szCs w:val="20"/>
-        </w:rPr>
-        <w:tab/>
-      </w:r>
-    </w:p>
-    <w:p>
-      <w:pPr>
-        <w:tabs>
-          <w:tab w:val="right" w:pos="0"/>
-          <w:tab w:val="left" w:leader="dot" w:pos="9356"/>
-        </w:tabs>
-        <w:spacing w:after="0" w:line="400" w:lineRule="exact"/>
-        <w:jc w:val="both"/>
-        <w:rPr>
-          <w:rFonts w:eastAsia="Times New Roman"/>
-          <w:sz w:val="16"/>
-          <w:szCs w:val="20"/>
-        </w:rPr>
-      </w:pPr>
-      <w:r>
-        <w:rPr>
-          <w:rFonts w:eastAsia="Times New Roman"/>
-          <w:sz w:val="16"/>
-          <w:szCs w:val="20"/>
-        </w:rPr>
-        <w:lastRenderedPageBreak/>
-        <w:tab/>
-      </w:r>
-    </w:p>
-    <w:p>
-      <w:pPr>
-        <w:tabs>
-          <w:tab w:val="right" w:pos="0"/>
-          <w:tab w:val="left" w:leader="dot" w:pos="9356"/>
-        </w:tabs>
-        <w:spacing w:after="0" w:line="400" w:lineRule="exact"/>
-        <w:jc w:val="both"/>
-        <w:rPr>
-          <w:rFonts w:eastAsia="Times New Roman"/>
-          <w:sz w:val="16"/>
-          <w:szCs w:val="20"/>
-        </w:rPr>
-      </w:pPr>
-      <w:r>
-        <w:rPr>
-          <w:rFonts w:eastAsia="Times New Roman"/>
-          <w:sz w:val="16"/>
-          <w:szCs w:val="20"/>
-        </w:rPr>
-        <w:tab/>
-      </w:r>
-    </w:p>
-    <w:p>
-      <w:pPr>
-        <w:tabs>
-          <w:tab w:val="right" w:pos="0"/>
-          <w:tab w:val="left" w:leader="dot" w:pos="9356"/>
-        </w:tabs>
-        <w:spacing w:after="0" w:line="400" w:lineRule="exact"/>
-        <w:jc w:val="both"/>
-        <w:rPr>
-          <w:rFonts w:eastAsia="Times New Roman"/>
-          <w:sz w:val="16"/>
-          <w:szCs w:val="20"/>
-        </w:rPr>
-      </w:pPr>
-      <w:r>
-        <w:rPr>
-          <w:rFonts w:eastAsia="Times New Roman"/>
-          <w:sz w:val="16"/>
-          <w:szCs w:val="20"/>
-        </w:rPr>
-        <w:tab/>
-      </w:r>
-    </w:p>
-    <w:p>
-      <w:pPr>
-        <w:tabs>
-          <w:tab w:val="right" w:pos="0"/>
-          <w:tab w:val="left" w:leader="dot" w:pos="9356"/>
-        </w:tabs>
-        <w:spacing w:after="0" w:line="400" w:lineRule="exact"/>
-        <w:jc w:val="both"/>
-        <w:rPr>
-          <w:rFonts w:eastAsia="Times New Roman"/>
-          <w:sz w:val="16"/>
-          <w:szCs w:val="20"/>
-        </w:rPr>
-      </w:pPr>
-      <w:r>
-        <w:rPr>
-          <w:rFonts w:eastAsia="Times New Roman"/>
-          <w:sz w:val="16"/>
-          <w:szCs w:val="20"/>
-        </w:rPr>
-        <w:tab/>
-      </w:r>
-    </w:p>
-    <w:p>
-      <w:pPr>
-        <w:tabs>
-          <w:tab w:val="right" w:pos="0"/>
-          <w:tab w:val="left" w:leader="dot" w:pos="9356"/>
-        </w:tabs>
-        <w:spacing w:after="0" w:line="400" w:lineRule="exact"/>
-        <w:jc w:val="both"/>
-        <w:rPr>
-          <w:rFonts w:eastAsia="Times New Roman"/>
-          <w:sz w:val="16"/>
-          <w:szCs w:val="20"/>
-        </w:rPr>
-      </w:pPr>
-      <w:r>
-        <w:rPr>
-          <w:rFonts w:eastAsia="Times New Roman"/>
-          <w:sz w:val="16"/>
-          <w:szCs w:val="20"/>
-        </w:rPr>
-        <w:tab/>
-      </w:r>
-    </w:p>
-    <w:p>
-      <w:pPr>
-        <w:tabs>
-          <w:tab w:val="right" w:pos="0"/>
-          <w:tab w:val="left" w:leader="dot" w:pos="9356"/>
-        </w:tabs>
-        <w:spacing w:after="0" w:line="400" w:lineRule="exact"/>
-        <w:jc w:val="both"/>
-        <w:rPr>
-          <w:rFonts w:eastAsia="Times New Roman"/>
-          <w:sz w:val="16"/>
-          <w:szCs w:val="20"/>
-        </w:rPr>
-      </w:pPr>
-      <w:r>
-        <w:rPr>
-          <w:rFonts w:eastAsia="Times New Roman"/>
-          <w:sz w:val="16"/>
-          <w:szCs w:val="20"/>
-        </w:rPr>
-        <w:tab/>
-      </w:r>
-    </w:p>
-    <w:p>
-      <w:pPr>
-        <w:tabs>
-          <w:tab w:val="right" w:pos="0"/>
-          <w:tab w:val="left" w:leader="dot" w:pos="9356"/>
-        </w:tabs>
-        <w:spacing w:after="0" w:line="400" w:lineRule="exact"/>
-        <w:jc w:val="both"/>
-        <w:rPr>
-          <w:rFonts w:eastAsia="Times New Roman"/>
-          <w:sz w:val="16"/>
-          <w:szCs w:val="20"/>
-        </w:rPr>
-      </w:pPr>
-      <w:r>
-        <w:rPr>
-          <w:rFonts w:eastAsia="Times New Roman"/>
-          <w:sz w:val="16"/>
-          <w:szCs w:val="20"/>
-        </w:rPr>
-        <w:tab/>
-      </w:r>
-    </w:p>
-    <w:p>
-      <w:pPr>
-        <w:tabs>
-          <w:tab w:val="right" w:pos="0"/>
-          <w:tab w:val="left" w:leader="dot" w:pos="9356"/>
-        </w:tabs>
-        <w:spacing w:after="0" w:line="400" w:lineRule="exact"/>
-        <w:jc w:val="both"/>
-        <w:rPr>
-          <w:rFonts w:eastAsia="Times New Roman"/>
-          <w:sz w:val="16"/>
-          <w:szCs w:val="20"/>
-        </w:rPr>
-      </w:pPr>
-      <w:r>
-        <w:rPr>
-          <w:rFonts w:eastAsia="Times New Roman"/>
-          <w:sz w:val="16"/>
-          <w:szCs w:val="20"/>
-        </w:rPr>
-        <w:tab/>
-      </w:r>
-    </w:p>
-    <w:p>
-      <w:pPr>
-        <w:tabs>
-          <w:tab w:val="right" w:pos="0"/>
-          <w:tab w:val="left" w:leader="dot" w:pos="9356"/>
-        </w:tabs>
-        <w:spacing w:after="0" w:line="400" w:lineRule="exact"/>
-        <w:jc w:val="both"/>
-        <w:rPr>
-          <w:rFonts w:eastAsia="Times New Roman"/>
-          <w:sz w:val="16"/>
-          <w:szCs w:val="20"/>
-        </w:rPr>
-      </w:pPr>
-      <w:r>
-        <w:rPr>
-          <w:rFonts w:eastAsia="Times New Roman"/>
-          <w:sz w:val="16"/>
-          <w:szCs w:val="20"/>
-        </w:rPr>
-        <w:tab/>
-      </w:r>
-    </w:p>
-    <w:p>
-      <w:pPr>
-        <w:tabs>
-          <w:tab w:val="right" w:pos="0"/>
-          <w:tab w:val="left" w:leader="dot" w:pos="9356"/>
-        </w:tabs>
-        <w:spacing w:after="0" w:line="400" w:lineRule="exact"/>
-        <w:jc w:val="both"/>
-        <w:rPr>
-          <w:rFonts w:eastAsia="Times New Roman"/>
-          <w:sz w:val="16"/>
-          <w:szCs w:val="20"/>
-        </w:rPr>
-      </w:pPr>
-      <w:r>
-        <w:rPr>
-          <w:rFonts w:eastAsia="Times New Roman"/>
-          <w:sz w:val="16"/>
-          <w:szCs w:val="20"/>
-        </w:rPr>
-        <w:tab/>
-      </w:r>
-    </w:p>
-    <w:p>
-      <w:pPr>
-        <w:tabs>
-          <w:tab w:val="right" w:pos="0"/>
-          <w:tab w:val="left" w:leader="dot" w:pos="9356"/>
-        </w:tabs>
-        <w:spacing w:after="0" w:line="400" w:lineRule="exact"/>
-        <w:jc w:val="both"/>
-        <w:rPr>
-          <w:rFonts w:eastAsia="Times New Roman"/>
-          <w:sz w:val="16"/>
-          <w:szCs w:val="20"/>
-        </w:rPr>
-      </w:pPr>
-      <w:r>
-        <w:rPr>
-          <w:rFonts w:eastAsia="Times New Roman"/>
-          <w:sz w:val="16"/>
-          <w:szCs w:val="20"/>
-        </w:rPr>
-        <w:tab/>
-      </w:r>
-    </w:p>
-    <w:p>
-      <w:pPr>
-        <w:tabs>
-          <w:tab w:val="right" w:pos="0"/>
-          <w:tab w:val="left" w:leader="dot" w:pos="9356"/>
-        </w:tabs>
-        <w:spacing w:after="0" w:line="400" w:lineRule="exact"/>
-        <w:jc w:val="both"/>
-        <w:rPr>
-          <w:rFonts w:eastAsia="Times New Roman"/>
-          <w:sz w:val="16"/>
-          <w:szCs w:val="20"/>
-        </w:rPr>
-      </w:pPr>
-      <w:r>
-        <w:rPr>
-          <w:rFonts w:eastAsia="Times New Roman"/>
-          <w:sz w:val="16"/>
-          <w:szCs w:val="20"/>
-        </w:rPr>
-        <w:tab/>
-      </w:r>
-    </w:p>
-    <w:p>
-      <w:pPr>
-        <w:tabs>
-          <w:tab w:val="right" w:pos="0"/>
-          <w:tab w:val="left" w:leader="dot" w:pos="9356"/>
-        </w:tabs>
-        <w:spacing w:after="0" w:line="400" w:lineRule="exact"/>
-        <w:jc w:val="both"/>
-        <w:rPr>
-          <w:rFonts w:eastAsia="Times New Roman"/>
-          <w:sz w:val="16"/>
-          <w:szCs w:val="20"/>
-        </w:rPr>
-      </w:pPr>
-      <w:r>
-        <w:rPr>
-          <w:rFonts w:eastAsia="Times New Roman"/>
-          <w:sz w:val="16"/>
-          <w:szCs w:val="20"/>
-        </w:rPr>
-        <w:tab/>
-      </w:r>
-    </w:p>
-    <w:p>
-      <w:pPr>
-        <w:tabs>
-          <w:tab w:val="right" w:pos="0"/>
-          <w:tab w:val="left" w:leader="dot" w:pos="9356"/>
-        </w:tabs>
-        <w:spacing w:after="0" w:line="400" w:lineRule="exact"/>
-        <w:jc w:val="both"/>
-        <w:rPr>
-          <w:rFonts w:eastAsia="Times New Roman"/>
-          <w:sz w:val="16"/>
-          <w:szCs w:val="20"/>
-        </w:rPr>
-      </w:pPr>
-      <w:r>
-        <w:rPr>
-          <w:rFonts w:eastAsia="Times New Roman"/>
-          <w:sz w:val="16"/>
-          <w:szCs w:val="20"/>
-        </w:rPr>
-        <w:tab/>
-      </w:r>
-    </w:p>
-    <w:p>
-      <w:pPr>
-        <w:tabs>
-          <w:tab w:val="right" w:pos="0"/>
-          <w:tab w:val="left" w:leader="dot" w:pos="9356"/>
-        </w:tabs>
-        <w:spacing w:after="0" w:line="400" w:lineRule="exact"/>
-        <w:jc w:val="both"/>
-        <w:rPr>
-          <w:rFonts w:eastAsia="Times New Roman"/>
-          <w:sz w:val="16"/>
-          <w:szCs w:val="20"/>
-        </w:rPr>
-      </w:pPr>
-      <w:r>
-        <w:rPr>
-          <w:rFonts w:eastAsia="Times New Roman"/>
-          <w:sz w:val="16"/>
-          <w:szCs w:val="20"/>
-        </w:rPr>
-        <w:tab/>
-      </w:r>
-    </w:p>
-    <w:p>
-      <w:pPr>
-        <w:tabs>
-          <w:tab w:val="right" w:pos="0"/>
-          <w:tab w:val="left" w:leader="dot" w:pos="9356"/>
-        </w:tabs>
-        <w:spacing w:after="0" w:line="400" w:lineRule="exact"/>
-        <w:jc w:val="both"/>
-        <w:rPr>
-          <w:rFonts w:eastAsia="Times New Roman"/>
-          <w:sz w:val="16"/>
-          <w:szCs w:val="20"/>
-        </w:rPr>
-      </w:pPr>
-      <w:r>
-        <w:rPr>
-          <w:rFonts w:eastAsia="Times New Roman"/>
-          <w:sz w:val="16"/>
-          <w:szCs w:val="20"/>
-        </w:rPr>
-        <w:tab/>
-      </w:r>
     </w:p>
     <w:p>
       <w:pPr>
@@ -4127,6 +1716,7 @@
                 <w:szCs w:val="24"/>
                 <w:lang w:val="en-GB"/>
               </w:rPr>
+              <w:lastRenderedPageBreak/>
               <w:t>KIỂM SÁT VIÊN</w:t>
             </w:r>
           </w:p>
